--- a/Documentation/MultiSleeperModel_doc.docx
+++ b/Documentation/MultiSleeperModel_doc.docx
@@ -270,12 +270,21 @@
           <w:lang w:val="en-US"/>
         </w:rPr>
       </w:pPr>
+      <w:proofErr w:type="spellStart"/>
       <w:r>
         <w:rPr>
           <w:sz w:val="24"/>
           <w:lang w:val="en-US"/>
         </w:rPr>
-        <w:t>Heig-VD</w:t>
+        <w:t>Heig</w:t>
+      </w:r>
+      <w:proofErr w:type="spellEnd"/>
+      <w:r>
+        <w:rPr>
+          <w:sz w:val="24"/>
+          <w:lang w:val="en-US"/>
+        </w:rPr>
+        <w:t>-VD</w:t>
       </w:r>
     </w:p>
     <w:p>
@@ -287,13 +296,31 @@
           <w:lang w:val="en-US"/>
         </w:rPr>
       </w:pPr>
+      <w:proofErr w:type="spellStart"/>
       <w:r>
         <w:rPr>
           <w:sz w:val="24"/>
           <w:lang w:val="en-US"/>
         </w:rPr>
-        <w:t>Raphaël Nardin</w:t>
-      </w:r>
+        <w:t>Raphaël</w:t>
+      </w:r>
+      <w:proofErr w:type="spellEnd"/>
+      <w:r>
+        <w:rPr>
+          <w:sz w:val="24"/>
+          <w:lang w:val="en-US"/>
+        </w:rPr>
+        <w:t xml:space="preserve"> </w:t>
+      </w:r>
+      <w:proofErr w:type="spellStart"/>
+      <w:r>
+        <w:rPr>
+          <w:sz w:val="24"/>
+          <w:lang w:val="en-US"/>
+        </w:rPr>
+        <w:t>Nardin</w:t>
+      </w:r>
+      <w:proofErr w:type="spellEnd"/>
     </w:p>
     <w:p>
       <w:pPr>
@@ -2401,7 +2428,21 @@
         <w:rPr>
           <w:lang w:val="en-US"/>
         </w:rPr>
-        <w:t>The Multi-Sleeper Model performs vibro-acoustic finite element (FE) simulations of large-scale rail tracks</w:t>
+        <w:t xml:space="preserve">The Multi-Sleeper Model performs </w:t>
+      </w:r>
+      <w:proofErr w:type="spellStart"/>
+      <w:r>
+        <w:rPr>
+          <w:lang w:val="en-US"/>
+        </w:rPr>
+        <w:t>vibro</w:t>
+      </w:r>
+      <w:proofErr w:type="spellEnd"/>
+      <w:r>
+        <w:rPr>
+          <w:lang w:val="en-US"/>
+        </w:rPr>
+        <w:t>-acoustic finite element (FE) simulations of large-scale rail tracks</w:t>
       </w:r>
       <w:r>
         <w:rPr>
@@ -2549,13 +2590,43 @@
           <w:b/>
           <w:lang w:val="en-US"/>
         </w:rPr>
-        <w:t>Dynamic substructuring:</w:t>
-      </w:r>
-      <w:r>
-        <w:rPr>
-          <w:lang w:val="en-US"/>
-        </w:rPr>
-        <w:t xml:space="preserve"> a macroelement consisting of one half sleeper, one rail pad, a portion of rail, the clamps and eventually an under-sleeper pad (USP) is replicated 2N times, N being the number of sleepers, to make the whole track.</w:t>
+        <w:t xml:space="preserve">Dynamic </w:t>
+      </w:r>
+      <w:proofErr w:type="spellStart"/>
+      <w:r>
+        <w:rPr>
+          <w:b/>
+          <w:lang w:val="en-US"/>
+        </w:rPr>
+        <w:t>substructuring</w:t>
+      </w:r>
+      <w:proofErr w:type="spellEnd"/>
+      <w:r>
+        <w:rPr>
+          <w:b/>
+          <w:lang w:val="en-US"/>
+        </w:rPr>
+        <w:t>:</w:t>
+      </w:r>
+      <w:r>
+        <w:rPr>
+          <w:lang w:val="en-US"/>
+        </w:rPr>
+        <w:t xml:space="preserve"> a </w:t>
+      </w:r>
+      <w:proofErr w:type="spellStart"/>
+      <w:r>
+        <w:rPr>
+          <w:lang w:val="en-US"/>
+        </w:rPr>
+        <w:t>macroelement</w:t>
+      </w:r>
+      <w:proofErr w:type="spellEnd"/>
+      <w:r>
+        <w:rPr>
+          <w:lang w:val="en-US"/>
+        </w:rPr>
+        <w:t xml:space="preserve"> consisting of one half sleeper, one rail pad, a portion of rail, the clamps and eventually an under-sleeper pad (USP) is replicated 2N times, N being the number of sleepers, to make the whole track.</w:t>
       </w:r>
       <w:r>
         <w:rPr>
@@ -2575,6 +2646,7 @@
           <w:lang w:val="en-US"/>
         </w:rPr>
       </w:pPr>
+      <w:proofErr w:type="spellStart"/>
       <w:r>
         <w:rPr>
           <w:b/>
@@ -2582,6 +2654,7 @@
         </w:rPr>
         <w:t>Eigenmodes</w:t>
       </w:r>
+      <w:proofErr w:type="spellEnd"/>
       <w:r>
         <w:rPr>
           <w:b/>
@@ -2593,13 +2666,83 @@
         <w:rPr>
           <w:lang w:val="en-US"/>
         </w:rPr>
-        <w:t>during a first phase, the eigenmodes of the macroelement are computed. The large modal basis is</w:t>
-      </w:r>
-      <w:r>
-        <w:rPr>
-          <w:lang w:val="en-US"/>
-        </w:rPr>
-        <w:t xml:space="preserve"> reduced to a small set of modes comprising the most relevant ones, and</w:t>
+        <w:t xml:space="preserve">during a first phase, the </w:t>
+      </w:r>
+      <w:proofErr w:type="spellStart"/>
+      <w:r>
+        <w:rPr>
+          <w:lang w:val="en-US"/>
+        </w:rPr>
+        <w:t>eigenmodes</w:t>
+      </w:r>
+      <w:proofErr w:type="spellEnd"/>
+      <w:r>
+        <w:rPr>
+          <w:lang w:val="en-US"/>
+        </w:rPr>
+        <w:t xml:space="preserve"> of the </w:t>
+      </w:r>
+      <w:proofErr w:type="spellStart"/>
+      <w:r>
+        <w:rPr>
+          <w:lang w:val="en-US"/>
+        </w:rPr>
+        <w:t>macroelement</w:t>
+      </w:r>
+      <w:proofErr w:type="spellEnd"/>
+      <w:r>
+        <w:rPr>
+          <w:lang w:val="en-US"/>
+        </w:rPr>
+        <w:t xml:space="preserve"> are computed.</w:t>
+      </w:r>
+      <w:r>
+        <w:rPr>
+          <w:lang w:val="en-US"/>
+        </w:rPr>
+        <w:t xml:space="preserve"> Two modal basis are computed, one for low frequencies and one for high frequencies.</w:t>
+      </w:r>
+      <w:r>
+        <w:rPr>
+          <w:lang w:val="en-US"/>
+        </w:rPr>
+        <w:t xml:space="preserve"> The </w:t>
+      </w:r>
+      <w:r>
+        <w:rPr>
+          <w:lang w:val="en-US"/>
+        </w:rPr>
+        <w:t>two large modal basis are</w:t>
+      </w:r>
+      <w:r>
+        <w:rPr>
+          <w:lang w:val="en-US"/>
+        </w:rPr>
+        <w:t xml:space="preserve"> reduced to </w:t>
+      </w:r>
+      <w:r>
+        <w:rPr>
+          <w:lang w:val="en-US"/>
+        </w:rPr>
+        <w:t>two</w:t>
+      </w:r>
+      <w:r>
+        <w:rPr>
+          <w:lang w:val="en-US"/>
+        </w:rPr>
+        <w:t xml:space="preserve"> small set</w:t>
+      </w:r>
+      <w:r>
+        <w:rPr>
+          <w:lang w:val="en-US"/>
+        </w:rPr>
+        <w:t>s</w:t>
+      </w:r>
+      <w:r>
+        <w:rPr>
+          <w:lang w:val="en-US"/>
+        </w:rPr>
+        <w:t xml:space="preserve"> of modes comprising the most relevant ones, and</w:t>
       </w:r>
       <w:r>
         <w:rPr>
@@ -2660,7 +2803,53 @@
         <w:rPr>
           <w:lang w:val="en-US"/>
         </w:rPr>
-        <w:t xml:space="preserve"> In that phase, the large stiffness and mass matrices of the actual macroelement are</w:t>
+        <w:t xml:space="preserve"> The amount of modes can be fixed and two filters are used to </w:t>
+      </w:r>
+      <w:r>
+        <w:rPr>
+          <w:lang w:val="en-US"/>
+        </w:rPr>
+        <w:t xml:space="preserve">select more efficiently. One filter </w:t>
+      </w:r>
+      <w:proofErr w:type="gramStart"/>
+      <w:r>
+        <w:rPr>
+          <w:lang w:val="en-US"/>
+        </w:rPr>
+        <w:t>use</w:t>
+      </w:r>
+      <w:proofErr w:type="gramEnd"/>
+      <w:r>
+        <w:rPr>
+          <w:lang w:val="en-US"/>
+        </w:rPr>
+        <w:t xml:space="preserve"> the modal mass and the other one the Eigen-vectors.</w:t>
+      </w:r>
+      <w:r>
+        <w:rPr>
+          <w:lang w:val="en-US"/>
+        </w:rPr>
+        <w:t xml:space="preserve"> In the harmonic</w:t>
+      </w:r>
+      <w:r>
+        <w:rPr>
+          <w:lang w:val="en-US"/>
+        </w:rPr>
+        <w:t xml:space="preserve"> phase, the large stiffness and mass matrices of the actual </w:t>
+      </w:r>
+      <w:proofErr w:type="spellStart"/>
+      <w:r>
+        <w:rPr>
+          <w:lang w:val="en-US"/>
+        </w:rPr>
+        <w:t>macroelement</w:t>
+      </w:r>
+      <w:proofErr w:type="spellEnd"/>
+      <w:r>
+        <w:rPr>
+          <w:lang w:val="en-US"/>
+        </w:rPr>
+        <w:t xml:space="preserve"> are</w:t>
       </w:r>
       <w:r>
         <w:rPr>
@@ -2672,7 +2861,21 @@
         <w:rPr>
           <w:lang w:val="en-US"/>
         </w:rPr>
-        <w:t>projected on the reduced pre-computed modal basis to enable computing eigenmodes very quickly (QZ method).</w:t>
+        <w:t xml:space="preserve">projected on the reduced pre-computed modal basis to enable computing </w:t>
+      </w:r>
+      <w:proofErr w:type="spellStart"/>
+      <w:r>
+        <w:rPr>
+          <w:lang w:val="en-US"/>
+        </w:rPr>
+        <w:t>eigenmodes</w:t>
+      </w:r>
+      <w:proofErr w:type="spellEnd"/>
+      <w:r>
+        <w:rPr>
+          <w:lang w:val="en-US"/>
+        </w:rPr>
+        <w:t xml:space="preserve"> very quickly (QZ method).</w:t>
       </w:r>
     </w:p>
     <w:p>
@@ -2760,6 +2963,7 @@
           <w:noProof/>
           <w:lang w:val="en-US"/>
         </w:rPr>
+        <w:lastRenderedPageBreak/>
         <w:drawing>
           <wp:inline distT="0" distB="0" distL="0" distR="0" wp14:anchorId="69080979" wp14:editId="74605300">
             <wp:extent cx="5972810" cy="1287780"/>
@@ -3101,7 +3305,63 @@
         <w:rPr>
           <w:lang w:val="en-US"/>
         </w:rPr>
-        <w:t xml:space="preserve">, select either to compute the eigenmodes of the macroelement, or to reuse eigenmodes that already exist. In the first case, eigenmodes and information will be saved in a directory named </w:t>
+        <w:t xml:space="preserve">, select either to compute the </w:t>
+      </w:r>
+      <w:proofErr w:type="spellStart"/>
+      <w:r>
+        <w:rPr>
+          <w:lang w:val="en-US"/>
+        </w:rPr>
+        <w:t>eigenmodes</w:t>
+      </w:r>
+      <w:proofErr w:type="spellEnd"/>
+      <w:r>
+        <w:rPr>
+          <w:lang w:val="en-US"/>
+        </w:rPr>
+        <w:t xml:space="preserve"> of the </w:t>
+      </w:r>
+      <w:proofErr w:type="spellStart"/>
+      <w:r>
+        <w:rPr>
+          <w:lang w:val="en-US"/>
+        </w:rPr>
+        <w:t>macroelement</w:t>
+      </w:r>
+      <w:proofErr w:type="spellEnd"/>
+      <w:r>
+        <w:rPr>
+          <w:lang w:val="en-US"/>
+        </w:rPr>
+        <w:t xml:space="preserve">, or to reuse </w:t>
+      </w:r>
+      <w:proofErr w:type="spellStart"/>
+      <w:r>
+        <w:rPr>
+          <w:lang w:val="en-US"/>
+        </w:rPr>
+        <w:t>eigenmodes</w:t>
+      </w:r>
+      <w:proofErr w:type="spellEnd"/>
+      <w:r>
+        <w:rPr>
+          <w:lang w:val="en-US"/>
+        </w:rPr>
+        <w:t xml:space="preserve"> that already exist. In the first case, </w:t>
+      </w:r>
+      <w:proofErr w:type="spellStart"/>
+      <w:r>
+        <w:rPr>
+          <w:lang w:val="en-US"/>
+        </w:rPr>
+        <w:t>eigenmodes</w:t>
+      </w:r>
+      <w:proofErr w:type="spellEnd"/>
+      <w:r>
+        <w:rPr>
+          <w:lang w:val="en-US"/>
+        </w:rPr>
+        <w:t xml:space="preserve"> and information will be saved in a directory named </w:t>
       </w:r>
       <w:proofErr w:type="spellStart"/>
       <w:r>
@@ -3151,10 +3411,10 @@
           <w:lang w:val="en-US"/>
         </w:rPr>
         <w:drawing>
-          <wp:inline distT="0" distB="0" distL="0" distR="0" wp14:anchorId="2E5D245B" wp14:editId="46488C8D">
-            <wp:extent cx="4595446" cy="2440384"/>
-            <wp:effectExtent l="0" t="0" r="0" b="0"/>
-            <wp:docPr id="12" name="Image 12"/>
+          <wp:inline distT="0" distB="0" distL="0" distR="0" wp14:anchorId="53813FA9" wp14:editId="4937F34C">
+            <wp:extent cx="5972810" cy="3258820"/>
+            <wp:effectExtent l="0" t="0" r="8890" b="0"/>
+            <wp:docPr id="19" name="Image 19"/>
             <wp:cNvGraphicFramePr>
               <a:graphicFrameLocks xmlns:a="http://schemas.openxmlformats.org/drawingml/2006/main" noChangeAspect="1"/>
             </wp:cNvGraphicFramePr>
@@ -3174,7 +3434,7 @@
                   <pic:spPr>
                     <a:xfrm>
                       <a:off x="0" y="0"/>
-                      <a:ext cx="4600123" cy="2442867"/>
+                      <a:ext cx="5972810" cy="3258820"/>
                     </a:xfrm>
                     <a:prstGeom prst="rect">
                       <a:avLst/>
@@ -3203,6 +3463,7 @@
         <w:rPr>
           <w:lang w:val="en-US"/>
         </w:rPr>
+        <w:lastRenderedPageBreak/>
         <w:t>Execution parameters</w:t>
       </w:r>
       <w:bookmarkEnd w:id="7"/>
@@ -3256,7 +3517,6 @@
         <w:rPr>
           <w:lang w:val="en-US"/>
         </w:rPr>
-        <w:lastRenderedPageBreak/>
         <w:t xml:space="preserve">Concerning the numbers of jobs and CPUs: the number of jobs defines in how many bands the frequency spectrum (defined later) is divided. The more jobs, the better frequency-dependent materials properties are modelled. Moreover, each job will simulate less frequency </w:t>
       </w:r>
       <w:r>
@@ -3621,7 +3881,14 @@
         <w:rPr>
           <w:lang w:val="en-US"/>
         </w:rPr>
-        <w:t xml:space="preserve"> wooden sleepers. For USP, the thickness must be provided as well. The default value for the USP associated to B91 sleepers is 8.5mm. For the ballast, the properties of distributed discrete spring-damper elements are calculated from the provided information.</w:t>
+        <w:t xml:space="preserve"> wooden sleepers. For USP, </w:t>
+      </w:r>
+      <w:r>
+        <w:rPr>
+          <w:lang w:val="en-US"/>
+        </w:rPr>
+        <w:lastRenderedPageBreak/>
+        <w:t>the thickness must be provided as well. The default value for the USP associated to B91 sleepers is 8.5mm. For the ballast, the properties of distributed discrete spring-damper elements are calculated from the provided information.</w:t>
       </w:r>
     </w:p>
     <w:p>
@@ -3640,7 +3907,6 @@
         <w:rPr>
           <w:lang w:val="en-US"/>
         </w:rPr>
-        <w:lastRenderedPageBreak/>
         <w:t>Simulation setup</w:t>
       </w:r>
       <w:bookmarkEnd w:id="9"/>
@@ -3674,7 +3940,7 @@
         <w:rPr>
           <w:lang w:val="en-US"/>
         </w:rPr>
-        <w:t>The excitation value is not a parameter because all outputs are normalized. However, its direction can be chosen. Positive lateral and vertical components mean outward of the track, and towards the ground respectively.</w:t>
+        <w:t>The excitation value is not a parameter because all outputs are normalized. However, its direction can be chosen. Positive lateral and vertical components mean outward of the track.</w:t>
       </w:r>
     </w:p>
     <w:p>
@@ -3871,10 +4137,178 @@
           <w:noProof/>
           <w:lang w:val="en-US"/>
         </w:rPr>
+        <mc:AlternateContent>
+          <mc:Choice Requires="wpg">
+            <w:drawing>
+              <wp:anchor distT="0" distB="0" distL="114300" distR="114300" simplePos="0" relativeHeight="251661312" behindDoc="0" locked="0" layoutInCell="1" allowOverlap="1">
+                <wp:simplePos x="0" y="0"/>
+                <wp:positionH relativeFrom="column">
+                  <wp:posOffset>1436468</wp:posOffset>
+                </wp:positionH>
+                <wp:positionV relativeFrom="paragraph">
+                  <wp:posOffset>602550</wp:posOffset>
+                </wp:positionV>
+                <wp:extent cx="2243016" cy="1507930"/>
+                <wp:effectExtent l="38100" t="0" r="24130" b="54610"/>
+                <wp:wrapNone/>
+                <wp:docPr id="23" name="Groupe 23"/>
+                <wp:cNvGraphicFramePr/>
+                <a:graphic xmlns:a="http://schemas.openxmlformats.org/drawingml/2006/main">
+                  <a:graphicData uri="http://schemas.microsoft.com/office/word/2010/wordprocessingGroup">
+                    <wpg:wgp>
+                      <wpg:cNvGrpSpPr/>
+                      <wpg:grpSpPr>
+                        <a:xfrm>
+                          <a:off x="0" y="0"/>
+                          <a:ext cx="2243016" cy="1507930"/>
+                          <a:chOff x="0" y="0"/>
+                          <a:chExt cx="2883877" cy="1969477"/>
+                        </a:xfrm>
+                      </wpg:grpSpPr>
+                      <wps:wsp>
+                        <wps:cNvPr id="20" name="Connecteur droit avec flèche 20"/>
+                        <wps:cNvCnPr/>
+                        <wps:spPr>
+                          <a:xfrm flipH="1">
+                            <a:off x="0" y="1297354"/>
+                            <a:ext cx="242277" cy="593969"/>
+                          </a:xfrm>
+                          <a:prstGeom prst="straightConnector1">
+                            <a:avLst/>
+                          </a:prstGeom>
+                          <a:ln>
+                            <a:solidFill>
+                              <a:srgbClr val="FF0000"/>
+                            </a:solidFill>
+                            <a:tailEnd type="triangle"/>
+                          </a:ln>
+                        </wps:spPr>
+                        <wps:style>
+                          <a:lnRef idx="1">
+                            <a:schemeClr val="accent1"/>
+                          </a:lnRef>
+                          <a:fillRef idx="0">
+                            <a:schemeClr val="accent1"/>
+                          </a:fillRef>
+                          <a:effectRef idx="0">
+                            <a:schemeClr val="accent1"/>
+                          </a:effectRef>
+                          <a:fontRef idx="minor">
+                            <a:schemeClr val="tx1"/>
+                          </a:fontRef>
+                        </wps:style>
+                        <wps:bodyPr/>
+                      </wps:wsp>
+                      <wps:wsp>
+                        <wps:cNvPr id="21" name="Connecteur droit avec flèche 21"/>
+                        <wps:cNvCnPr/>
+                        <wps:spPr>
+                          <a:xfrm flipH="1">
+                            <a:off x="1273908" y="0"/>
+                            <a:ext cx="515815" cy="1930400"/>
+                          </a:xfrm>
+                          <a:prstGeom prst="straightConnector1">
+                            <a:avLst/>
+                          </a:prstGeom>
+                          <a:ln>
+                            <a:solidFill>
+                              <a:srgbClr val="FF0000"/>
+                            </a:solidFill>
+                            <a:tailEnd type="triangle"/>
+                          </a:ln>
+                        </wps:spPr>
+                        <wps:style>
+                          <a:lnRef idx="1">
+                            <a:schemeClr val="accent1"/>
+                          </a:lnRef>
+                          <a:fillRef idx="0">
+                            <a:schemeClr val="accent1"/>
+                          </a:fillRef>
+                          <a:effectRef idx="0">
+                            <a:schemeClr val="accent1"/>
+                          </a:effectRef>
+                          <a:fontRef idx="minor">
+                            <a:schemeClr val="tx1"/>
+                          </a:fontRef>
+                        </wps:style>
+                        <wps:bodyPr/>
+                      </wps:wsp>
+                      <wps:wsp>
+                        <wps:cNvPr id="22" name="Connecteur droit avec flèche 22"/>
+                        <wps:cNvCnPr/>
+                        <wps:spPr>
+                          <a:xfrm flipH="1">
+                            <a:off x="2680677" y="140677"/>
+                            <a:ext cx="203200" cy="1828800"/>
+                          </a:xfrm>
+                          <a:prstGeom prst="straightConnector1">
+                            <a:avLst/>
+                          </a:prstGeom>
+                          <a:ln>
+                            <a:solidFill>
+                              <a:srgbClr val="FF0000"/>
+                            </a:solidFill>
+                            <a:tailEnd type="triangle"/>
+                          </a:ln>
+                        </wps:spPr>
+                        <wps:style>
+                          <a:lnRef idx="1">
+                            <a:schemeClr val="accent1"/>
+                          </a:lnRef>
+                          <a:fillRef idx="0">
+                            <a:schemeClr val="accent1"/>
+                          </a:fillRef>
+                          <a:effectRef idx="0">
+                            <a:schemeClr val="accent1"/>
+                          </a:effectRef>
+                          <a:fontRef idx="minor">
+                            <a:schemeClr val="tx1"/>
+                          </a:fontRef>
+                        </wps:style>
+                        <wps:bodyPr/>
+                      </wps:wsp>
+                    </wpg:wgp>
+                  </a:graphicData>
+                </a:graphic>
+                <wp14:sizeRelH relativeFrom="margin">
+                  <wp14:pctWidth>0</wp14:pctWidth>
+                </wp14:sizeRelH>
+                <wp14:sizeRelV relativeFrom="margin">
+                  <wp14:pctHeight>0</wp14:pctHeight>
+                </wp14:sizeRelV>
+              </wp:anchor>
+            </w:drawing>
+          </mc:Choice>
+          <mc:Fallback>
+            <w:pict>
+              <v:group w14:anchorId="2313675F" id="Groupe 23" o:spid="_x0000_s1026" style="position:absolute;margin-left:113.1pt;margin-top:47.45pt;width:176.6pt;height:118.75pt;z-index:251661312;mso-width-relative:margin;mso-height-relative:margin" coordsize="28838,19694" o:gfxdata="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">
+                <v:shapetype id="_x0000_t32" coordsize="21600,21600" o:spt="32" o:oned="t" path="m,l21600,21600e" filled="f">
+                  <v:path arrowok="t" fillok="f" o:connecttype="none"/>
+                  <o:lock v:ext="edit" shapetype="t"/>
+                </v:shapetype>
+                <v:shape id="Connecteur droit avec flèche 20" o:spid="_x0000_s1027" type="#_x0000_t32" style="position:absolute;top:12973;width:2422;height:5940;flip:x;visibility:visible;mso-wrap-style:square" o:connectortype="straight" o:gfxdata="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" strokecolor="red" strokeweight=".5pt">
+                  <v:stroke endarrow="block" joinstyle="miter"/>
+                </v:shape>
+                <v:shape id="Connecteur droit avec flèche 21" o:spid="_x0000_s1028" type="#_x0000_t32" style="position:absolute;left:12739;width:5158;height:19304;flip:x;visibility:visible;mso-wrap-style:square" o:connectortype="straight" o:gfxdata="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" strokecolor="red" strokeweight=".5pt">
+                  <v:stroke endarrow="block" joinstyle="miter"/>
+                </v:shape>
+                <v:shape id="Connecteur droit avec flèche 22" o:spid="_x0000_s1029" type="#_x0000_t32" style="position:absolute;left:26806;top:1406;width:2032;height:18288;flip:x;visibility:visible;mso-wrap-style:square" o:connectortype="straight" o:gfxdata="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" strokecolor="red" strokeweight=".5pt">
+                  <v:stroke endarrow="block" joinstyle="miter"/>
+                </v:shape>
+              </v:group>
+            </w:pict>
+          </mc:Fallback>
+        </mc:AlternateContent>
+      </w:r>
+      <w:r>
+        <w:rPr>
+          <w:noProof/>
+          <w:lang w:val="en-US"/>
+        </w:rPr>
         <w:drawing>
           <wp:inline distT="0" distB="0" distL="0" distR="0" wp14:anchorId="6F800483" wp14:editId="1D3A00BD">
-            <wp:extent cx="5262718" cy="4939323"/>
-            <wp:effectExtent l="0" t="0" r="0" b="0"/>
+            <wp:extent cx="3961239" cy="3853660"/>
+            <wp:effectExtent l="0" t="0" r="1270" b="0"/>
             <wp:docPr id="15" name="Image 15"/>
             <wp:cNvGraphicFramePr>
               <a:graphicFrameLocks xmlns:a="http://schemas.openxmlformats.org/drawingml/2006/main" noChangeAspect="1"/>
@@ -3887,7 +4321,13 @@
                     <pic:cNvPicPr/>
                   </pic:nvPicPr>
                   <pic:blipFill>
-                    <a:blip r:embed="rId15"/>
+                    <a:blip r:embed="rId15" cstate="print">
+                      <a:extLst>
+                        <a:ext uri="{28A0092B-C50C-407E-A947-70E740481C1C}">
+                          <a14:useLocalDpi xmlns:a14="http://schemas.microsoft.com/office/drawing/2010/main" val="0"/>
+                        </a:ext>
+                      </a:extLst>
+                    </a:blip>
                     <a:stretch>
                       <a:fillRect/>
                     </a:stretch>
@@ -3895,7 +4335,7 @@
                   <pic:spPr>
                     <a:xfrm>
                       <a:off x="0" y="0"/>
-                      <a:ext cx="5280736" cy="4956233"/>
+                      <a:ext cx="3975393" cy="3867430"/>
                     </a:xfrm>
                     <a:prstGeom prst="rect">
                       <a:avLst/>
@@ -4007,7 +4447,21 @@
         <w:rPr>
           <w:lang w:val="en-US"/>
         </w:rPr>
-        <w:t>The mesh of the macroelement can also be displayed with the button “Show mesh”. After Salome opens, go to the mesh module and show the mesh with the eye icon. Close Salome without saving to reuse the GUI.</w:t>
+        <w:t xml:space="preserve">The mesh of the </w:t>
+      </w:r>
+      <w:proofErr w:type="spellStart"/>
+      <w:r>
+        <w:rPr>
+          <w:lang w:val="en-US"/>
+        </w:rPr>
+        <w:t>macroelement</w:t>
+      </w:r>
+      <w:proofErr w:type="spellEnd"/>
+      <w:r>
+        <w:rPr>
+          <w:lang w:val="en-US"/>
+        </w:rPr>
+        <w:t xml:space="preserve"> can also be displayed with the button “Show mesh”. After Salome opens, go to the mesh module and show the mesh with the eye icon. Close Salome without saving to reuse the GUI.</w:t>
       </w:r>
     </w:p>
     <w:p>
@@ -4794,7 +5248,13 @@
         <w:rPr>
           <w:lang w:val="en-US"/>
         </w:rPr>
-        <w:t xml:space="preserve"> (see detailed description in X)</w:t>
+        <w:t xml:space="preserve"> (see detailed description below</w:t>
+      </w:r>
+      <w:r>
+        <w:rPr>
+          <w:lang w:val="en-US"/>
+        </w:rPr>
+        <w:t>)</w:t>
       </w:r>
       <w:r>
         <w:rPr>
@@ -4806,7 +5266,21 @@
         <w:rPr>
           <w:lang w:val="en-US"/>
         </w:rPr>
-        <w:t xml:space="preserve">The button “Add simu to list” appends </w:t>
+        <w:t xml:space="preserve">The button “Add </w:t>
+      </w:r>
+      <w:proofErr w:type="spellStart"/>
+      <w:r>
+        <w:rPr>
+          <w:lang w:val="en-US"/>
+        </w:rPr>
+        <w:t>simu</w:t>
+      </w:r>
+      <w:proofErr w:type="spellEnd"/>
+      <w:r>
+        <w:rPr>
+          <w:lang w:val="en-US"/>
+        </w:rPr>
+        <w:t xml:space="preserve"> to list” appends </w:t>
       </w:r>
       <w:r>
         <w:rPr>
@@ -5056,7 +5530,21 @@
         <w:rPr>
           <w:lang w:val="en-US"/>
         </w:rPr>
-        <w:t xml:space="preserve"> in the kernel of the Multi-Sleeper Model, Code_Aster simulations are run. Most scripts of this model are used to correctly setup the simulations, manage the files exchanges and process the outputs.</w:t>
+        <w:t xml:space="preserve"> in the kernel of the Multi-Sleeper Model, </w:t>
+      </w:r>
+      <w:proofErr w:type="spellStart"/>
+      <w:r>
+        <w:rPr>
+          <w:lang w:val="en-US"/>
+        </w:rPr>
+        <w:t>Code_Aster</w:t>
+      </w:r>
+      <w:proofErr w:type="spellEnd"/>
+      <w:r>
+        <w:rPr>
+          <w:lang w:val="en-US"/>
+        </w:rPr>
+        <w:t xml:space="preserve"> simulations are run. Most scripts of this model are used to correctly setup the simulations, manage the files exchanges and process the outputs.</w:t>
       </w:r>
       <w:r>
         <w:rPr>
@@ -5074,7 +5562,21 @@
         <w:rPr>
           <w:lang w:val="en-US"/>
         </w:rPr>
-        <w:t>ny Code_Aster simulation</w:t>
+        <w:t xml:space="preserve">ny </w:t>
+      </w:r>
+      <w:proofErr w:type="spellStart"/>
+      <w:r>
+        <w:rPr>
+          <w:lang w:val="en-US"/>
+        </w:rPr>
+        <w:t>Code_Aster</w:t>
+      </w:r>
+      <w:proofErr w:type="spellEnd"/>
+      <w:r>
+        <w:rPr>
+          <w:lang w:val="en-US"/>
+        </w:rPr>
+        <w:t xml:space="preserve"> simulation</w:t>
       </w:r>
       <w:r>
         <w:rPr>
@@ -5132,7 +5634,21 @@
         <w:rPr>
           <w:lang w:val="en-US"/>
         </w:rPr>
-        <w:t xml:space="preserve"> contains several parameters such as RAM limits and number of CPUs, as well as a list of input/output files that are used in the job. The COMM (command) file is a python-based script with Code_Aster-specific functions, which contains the commands of what to do during that simulation. </w:t>
+        <w:t xml:space="preserve"> contains several parameters such as RAM limits and number of CPUs, as well as a list of input/output files that are used in the job. The COMM (command) file is a python-based script with </w:t>
+      </w:r>
+      <w:proofErr w:type="spellStart"/>
+      <w:r>
+        <w:rPr>
+          <w:lang w:val="en-US"/>
+        </w:rPr>
+        <w:t>Code_Aster</w:t>
+      </w:r>
+      <w:proofErr w:type="spellEnd"/>
+      <w:r>
+        <w:rPr>
+          <w:lang w:val="en-US"/>
+        </w:rPr>
+        <w:t xml:space="preserve">-specific functions, which contains the commands of what to do during that simulation. </w:t>
       </w:r>
       <w:r>
         <w:rPr>
@@ -5192,8 +5708,16 @@
         <w:rPr>
           <w:lang w:val="en-US"/>
         </w:rPr>
-        <w:t xml:space="preserve"> Code_Aster</w:t>
-      </w:r>
+        <w:t xml:space="preserve"> </w:t>
+      </w:r>
+      <w:proofErr w:type="spellStart"/>
+      <w:r>
+        <w:rPr>
+          <w:lang w:val="en-US"/>
+        </w:rPr>
+        <w:t>Code_Aster</w:t>
+      </w:r>
+      <w:proofErr w:type="spellEnd"/>
       <w:r>
         <w:rPr>
           <w:lang w:val="en-US"/>
@@ -5266,7 +5790,53 @@
         <w:rPr>
           <w:lang w:val="en-US"/>
         </w:rPr>
-        <w:t xml:space="preserve">The first phase consists in computing the eigenmodes of the macroelement. </w:t>
+        <w:t>The first phase consists in computing</w:t>
+      </w:r>
+      <w:r>
+        <w:rPr>
+          <w:lang w:val="en-US"/>
+        </w:rPr>
+        <w:t xml:space="preserve"> two modal basis composed of</w:t>
+      </w:r>
+      <w:r>
+        <w:rPr>
+          <w:lang w:val="en-US"/>
+        </w:rPr>
+        <w:t xml:space="preserve"> the </w:t>
+      </w:r>
+      <w:proofErr w:type="spellStart"/>
+      <w:r>
+        <w:rPr>
+          <w:lang w:val="en-US"/>
+        </w:rPr>
+        <w:t>eigenmodes</w:t>
+      </w:r>
+      <w:proofErr w:type="spellEnd"/>
+      <w:r>
+        <w:rPr>
+          <w:lang w:val="en-US"/>
+        </w:rPr>
+        <w:t xml:space="preserve"> of the </w:t>
+      </w:r>
+      <w:proofErr w:type="spellStart"/>
+      <w:r>
+        <w:rPr>
+          <w:lang w:val="en-US"/>
+        </w:rPr>
+        <w:t>macroelement</w:t>
+      </w:r>
+      <w:proofErr w:type="spellEnd"/>
+      <w:r>
+        <w:rPr>
+          <w:lang w:val="en-US"/>
+        </w:rPr>
+        <w:t>, in parallel</w:t>
+      </w:r>
+      <w:r>
+        <w:rPr>
+          <w:lang w:val="en-US"/>
+        </w:rPr>
+        <w:t xml:space="preserve">. </w:t>
       </w:r>
       <w:r>
         <w:rPr>
@@ -5595,7 +6165,21 @@
         <w:rPr>
           <w:lang w:val="en-US"/>
         </w:rPr>
-        <w:t>, which allows executing Code_Aster simulations correctly with the EXPORT and the COMM files. During the execution, the COMM file does the following operation</w:t>
+        <w:t xml:space="preserve">, which allows executing </w:t>
+      </w:r>
+      <w:proofErr w:type="spellStart"/>
+      <w:r>
+        <w:rPr>
+          <w:lang w:val="en-US"/>
+        </w:rPr>
+        <w:t>Code_Aster</w:t>
+      </w:r>
+      <w:proofErr w:type="spellEnd"/>
+      <w:r>
+        <w:rPr>
+          <w:lang w:val="en-US"/>
+        </w:rPr>
+        <w:t xml:space="preserve"> simulations correctly with the EXPORT and the COMM files. During the execution, the COMM file does the following operation</w:t>
       </w:r>
       <w:r>
         <w:rPr>
@@ -5698,6 +6282,31 @@
       </w:r>
       <w:r>
         <w:rPr>
+          <w:i/>
+          <w:lang w:val="en-US"/>
+        </w:rPr>
+        <w:t>,</w:t>
+      </w:r>
+      <w:r>
+        <w:rPr>
+          <w:lang w:val="en-US"/>
+        </w:rPr>
+        <w:t xml:space="preserve"> the first modal basis use the first frequency </w:t>
+      </w:r>
+      <w:r>
+        <w:rPr>
+          <w:lang w:val="en-US"/>
+        </w:rPr>
+        <w:t xml:space="preserve">of the list </w:t>
+      </w:r>
+      <w:r>
+        <w:rPr>
+          <w:lang w:val="en-US"/>
+        </w:rPr>
+        <w:t>and the second the other one</w:t>
+      </w:r>
+      <w:r>
+        <w:rPr>
           <w:lang w:val="en-US"/>
         </w:rPr>
         <w:t>.</w:t>
@@ -5918,7 +6527,22 @@
         <w:rPr>
           <w:lang w:val="en-US"/>
         </w:rPr>
-        <w:t xml:space="preserve">Suppression of all Code_Aster concepts but the modes </w:t>
+        <w:lastRenderedPageBreak/>
+        <w:t xml:space="preserve">Suppression of all </w:t>
+      </w:r>
+      <w:proofErr w:type="spellStart"/>
+      <w:r>
+        <w:rPr>
+          <w:lang w:val="en-US"/>
+        </w:rPr>
+        <w:t>Code_Aster</w:t>
+      </w:r>
+      <w:proofErr w:type="spellEnd"/>
+      <w:r>
+        <w:rPr>
+          <w:lang w:val="en-US"/>
+        </w:rPr>
+        <w:t xml:space="preserve"> concepts but the modes </w:t>
       </w:r>
       <w:r>
         <w:rPr>
@@ -5987,7 +6611,6 @@
         <w:rPr>
           <w:lang w:val="en-US"/>
         </w:rPr>
-        <w:lastRenderedPageBreak/>
         <w:t xml:space="preserve">Finally, </w:t>
       </w:r>
       <w:r>
@@ -6034,8 +6657,42 @@
         <w:rPr>
           <w:lang w:val="en-US"/>
         </w:rPr>
-        <w:t>/: the folder with the Code_Aster base that contains the eigenmodes</w:t>
-      </w:r>
+        <w:t xml:space="preserve">/: the folder with the </w:t>
+      </w:r>
+      <w:proofErr w:type="spellStart"/>
+      <w:r>
+        <w:rPr>
+          <w:lang w:val="en-US"/>
+        </w:rPr>
+        <w:t>Code_Aster</w:t>
+      </w:r>
+      <w:proofErr w:type="spellEnd"/>
+      <w:r>
+        <w:rPr>
+          <w:lang w:val="en-US"/>
+        </w:rPr>
+        <w:t xml:space="preserve"> base</w:t>
+      </w:r>
+      <w:r>
+        <w:rPr>
+          <w:lang w:val="en-US"/>
+        </w:rPr>
+        <w:t>s</w:t>
+      </w:r>
+      <w:r>
+        <w:rPr>
+          <w:lang w:val="en-US"/>
+        </w:rPr>
+        <w:t xml:space="preserve"> that contains the </w:t>
+      </w:r>
+      <w:proofErr w:type="spellStart"/>
+      <w:r>
+        <w:rPr>
+          <w:lang w:val="en-US"/>
+        </w:rPr>
+        <w:t>eigenmodes</w:t>
+      </w:r>
+      <w:proofErr w:type="spellEnd"/>
     </w:p>
     <w:p>
       <w:pPr>
@@ -6062,8 +6719,16 @@
         <w:rPr>
           <w:lang w:val="en-US"/>
         </w:rPr>
-        <w:t>: a copy of the simulation parameters to keep track of what the parameters were, to compute these eigenmodes</w:t>
-      </w:r>
+        <w:t xml:space="preserve">: a copy of the simulation parameters to keep track of what the parameters were, to compute these </w:t>
+      </w:r>
+      <w:proofErr w:type="spellStart"/>
+      <w:r>
+        <w:rPr>
+          <w:lang w:val="en-US"/>
+        </w:rPr>
+        <w:t>eigenmodes</w:t>
+      </w:r>
+      <w:proofErr w:type="spellEnd"/>
     </w:p>
     <w:p>
       <w:pPr>
@@ -6088,7 +6753,21 @@
         <w:rPr>
           <w:lang w:val="en-US"/>
         </w:rPr>
-        <w:t>: to visualize the macroelement mesh in Salome</w:t>
+        <w:t xml:space="preserve">: to visualize the </w:t>
+      </w:r>
+      <w:proofErr w:type="spellStart"/>
+      <w:r>
+        <w:rPr>
+          <w:lang w:val="en-US"/>
+        </w:rPr>
+        <w:t>macroelement</w:t>
+      </w:r>
+      <w:proofErr w:type="spellEnd"/>
+      <w:r>
+        <w:rPr>
+          <w:lang w:val="en-US"/>
+        </w:rPr>
+        <w:t xml:space="preserve"> mesh in Salome</w:t>
       </w:r>
     </w:p>
     <w:p>
@@ -6106,7 +6785,67 @@
         <w:rPr>
           <w:lang w:val="en-US"/>
         </w:rPr>
-        <w:t xml:space="preserve">info_modes.txt: a table with modes </w:t>
+        <w:t>info_modes</w:t>
+      </w:r>
+      <w:r>
+        <w:rPr>
+          <w:lang w:val="en-US"/>
+        </w:rPr>
+        <w:t>1</w:t>
+      </w:r>
+      <w:r>
+        <w:rPr>
+          <w:lang w:val="en-US"/>
+        </w:rPr>
+        <w:t>.txt</w:t>
+      </w:r>
+      <w:r>
+        <w:rPr>
+          <w:lang w:val="en-US"/>
+        </w:rPr>
+        <w:t xml:space="preserve"> and </w:t>
+      </w:r>
+      <w:r>
+        <w:rPr>
+          <w:lang w:val="en-US"/>
+        </w:rPr>
+        <w:t>info_modes</w:t>
+      </w:r>
+      <w:r>
+        <w:rPr>
+          <w:lang w:val="en-US"/>
+        </w:rPr>
+        <w:t>2</w:t>
+      </w:r>
+      <w:r>
+        <w:rPr>
+          <w:lang w:val="en-US"/>
+        </w:rPr>
+        <w:t>.txt</w:t>
+      </w:r>
+      <w:r>
+        <w:rPr>
+          <w:lang w:val="en-US"/>
+        </w:rPr>
+        <w:t xml:space="preserve">: two </w:t>
+      </w:r>
+      <w:r>
+        <w:rPr>
+          <w:lang w:val="en-US"/>
+        </w:rPr>
+        <w:t>table</w:t>
+      </w:r>
+      <w:r>
+        <w:rPr>
+          <w:lang w:val="en-US"/>
+        </w:rPr>
+        <w:t>s</w:t>
+      </w:r>
+      <w:r>
+        <w:rPr>
+          <w:lang w:val="en-US"/>
+        </w:rPr>
+        <w:t xml:space="preserve"> with modes </w:t>
       </w:r>
       <w:proofErr w:type="spellStart"/>
       <w:r>
@@ -6120,7 +6859,49 @@
         <w:rPr>
           <w:lang w:val="en-US"/>
         </w:rPr>
-        <w:t>; the first column is the mode number, the second one is the frequency, and the three last ones are the effective unit mass of the mode in the X, Y and Z directions respectively.</w:t>
+        <w:t xml:space="preserve">; the first column is the mode number, the </w:t>
+      </w:r>
+      <w:r>
+        <w:rPr>
+          <w:lang w:val="en-US"/>
+        </w:rPr>
+        <w:t>second one is the frequency,</w:t>
+      </w:r>
+      <w:r>
+        <w:rPr>
+          <w:lang w:val="en-US"/>
+        </w:rPr>
+        <w:t xml:space="preserve"> the three </w:t>
+      </w:r>
+      <w:r>
+        <w:rPr>
+          <w:lang w:val="en-US"/>
+        </w:rPr>
+        <w:t>next</w:t>
+      </w:r>
+      <w:r>
+        <w:rPr>
+          <w:lang w:val="en-US"/>
+        </w:rPr>
+        <w:t xml:space="preserve"> ones are the effective unit mass of the mode in the X, Y and Z directions respectively</w:t>
+      </w:r>
+      <w:r>
+        <w:rPr>
+          <w:lang w:val="en-US"/>
+        </w:rPr>
+        <w:t xml:space="preserve"> and the last one is the total modal mass</w:t>
+      </w:r>
+      <w:r>
+        <w:rPr>
+          <w:lang w:val="en-US"/>
+        </w:rPr>
+        <w:t>.</w:t>
+      </w:r>
+      <w:r>
+        <w:rPr>
+          <w:lang w:val="en-US"/>
+        </w:rPr>
+        <w:t xml:space="preserve"> There are two files for the two modal basis computed or more if a second macro-element is requested.</w:t>
       </w:r>
     </w:p>
     <w:p>
@@ -6169,7 +6950,56 @@
         <w:rPr>
           <w:lang w:val="en-US"/>
         </w:rPr>
-        <w:t xml:space="preserve">] jobs. The function </w:t>
+        <w:t>] jobs.</w:t>
+      </w:r>
+      <w:r>
+        <w:rPr>
+          <w:lang w:val="en-US"/>
+        </w:rPr>
+        <w:t xml:space="preserve"> Each job has its frequency batch associated. If the frequencies are lower than the </w:t>
+      </w:r>
+      <w:r>
+        <w:rPr>
+          <w:i/>
+          <w:lang w:val="en-US"/>
+        </w:rPr>
+        <w:t>cutoff</w:t>
+      </w:r>
+      <w:r>
+        <w:rPr>
+          <w:lang w:val="en-US"/>
+        </w:rPr>
+        <w:t xml:space="preserve"> </w:t>
+      </w:r>
+      <w:r>
+        <w:rPr>
+          <w:lang w:val="en-US"/>
+        </w:rPr>
+        <w:t>(</w:t>
+      </w:r>
+      <w:r>
+        <w:rPr>
+          <w:lang w:val="en-US"/>
+        </w:rPr>
+        <w:t>frequency defined</w:t>
+      </w:r>
+      <w:r>
+        <w:rPr>
+          <w:lang w:val="en-US"/>
+        </w:rPr>
+        <w:t xml:space="preserve"> by the user),</w:t>
+      </w:r>
+      <w:r>
+        <w:rPr>
+          <w:lang w:val="en-US"/>
+        </w:rPr>
+        <w:t xml:space="preserve"> the first modal basis is used, otherwise the second one.</w:t>
+      </w:r>
+      <w:r>
+        <w:rPr>
+          <w:lang w:val="en-US"/>
+        </w:rPr>
+        <w:t xml:space="preserve"> The function </w:t>
       </w:r>
       <w:proofErr w:type="spellStart"/>
       <w:r>
@@ -6382,6 +7212,24 @@
         <w:rPr>
           <w:lang w:val="en-US"/>
         </w:rPr>
+        <w:t xml:space="preserve"> and taking in account the [</w:t>
+      </w:r>
+      <w:r>
+        <w:rPr>
+          <w:lang w:val="en-US"/>
+        </w:rPr>
+        <w:t>cutoff</w:t>
+      </w:r>
+      <w:r>
+        <w:rPr>
+          <w:lang w:val="en-US"/>
+        </w:rPr>
+        <w:t>] frequency to prevent overlap of modal basis</w:t>
+      </w:r>
+      <w:r>
+        <w:rPr>
+          <w:lang w:val="en-US"/>
+        </w:rPr>
         <w:t>.</w:t>
       </w:r>
     </w:p>
@@ -6583,7 +7431,21 @@
         <w:rPr>
           <w:lang w:val="en-US"/>
         </w:rPr>
-        <w:t>/App/runAsterJobs.sh, which allows executing Code_Aster simulations correctly with the EXPORT and the COMM files. During the execution, the COMM file does the following operation</w:t>
+        <w:t xml:space="preserve">/App/runAsterJobs.sh, which allows executing </w:t>
+      </w:r>
+      <w:proofErr w:type="spellStart"/>
+      <w:r>
+        <w:rPr>
+          <w:lang w:val="en-US"/>
+        </w:rPr>
+        <w:t>Code_Aster</w:t>
+      </w:r>
+      <w:proofErr w:type="spellEnd"/>
+      <w:r>
+        <w:rPr>
+          <w:lang w:val="en-US"/>
+        </w:rPr>
+        <w:t xml:space="preserve"> simulations correctly with the EXPORT and the COMM files. During the execution, the COMM file does the following operation</w:t>
       </w:r>
       <w:r>
         <w:rPr>
@@ -6775,7 +7637,31 @@
         <w:rPr>
           <w:lang w:val="en-US"/>
         </w:rPr>
-        <w:t xml:space="preserve">() uses the information in info_modes.txt to select the </w:t>
+        <w:t>() uses the information in info_modes.txt to</w:t>
+      </w:r>
+      <w:r>
+        <w:rPr>
+          <w:lang w:val="en-US"/>
+        </w:rPr>
+        <w:t xml:space="preserve"> first</w:t>
+      </w:r>
+      <w:r>
+        <w:rPr>
+          <w:lang w:val="en-US"/>
+        </w:rPr>
+        <w:t xml:space="preserve"> </w:t>
+      </w:r>
+      <w:r>
+        <w:rPr>
+          <w:lang w:val="en-US"/>
+        </w:rPr>
+        <w:t>order in descending order</w:t>
+      </w:r>
+      <w:r>
+        <w:rPr>
+          <w:lang w:val="en-US"/>
+        </w:rPr>
+        <w:t xml:space="preserve"> the </w:t>
       </w:r>
       <m:oMath>
         <m:sSub>
@@ -6884,35 +7770,111 @@
         <w:rPr>
           <w:lang w:val="en-US"/>
         </w:rPr>
-        <w:t xml:space="preserve"> modes with the largest effective unit mass along X, Y and Z respectively, such that the cumulated effective unit mass in each direction reaches [</w:t>
-      </w:r>
-      <w:proofErr w:type="spellStart"/>
-      <w:r>
-        <w:rPr>
-          <w:lang w:val="en-US"/>
-        </w:rPr>
-        <w:t>cumulMassEffeUn</w:t>
-      </w:r>
-      <w:proofErr w:type="spellEnd"/>
-      <w:r>
-        <w:rPr>
-          <w:lang w:val="en-US"/>
-        </w:rPr>
-        <w:t xml:space="preserve">] (see </w:t>
-      </w:r>
-      <w:proofErr w:type="spellStart"/>
-      <w:r>
-        <w:rPr>
-          <w:lang w:val="en-US"/>
-        </w:rPr>
-        <w:t>Code_Aster</w:t>
-      </w:r>
-      <w:proofErr w:type="spellEnd"/>
-      <w:r>
-        <w:rPr>
-          <w:lang w:val="en-US"/>
-        </w:rPr>
-        <w:t xml:space="preserve"> documentation R05.01.03).</w:t>
+        <w:t xml:space="preserve"> modes with the largest effective unit mas</w:t>
+      </w:r>
+      <w:r>
+        <w:rPr>
+          <w:lang w:val="en-US"/>
+        </w:rPr>
+        <w:t>s along X, Y and Z respectively and then order in descending order the N modes with</w:t>
+      </w:r>
+      <w:r>
+        <w:rPr>
+          <w:lang w:val="en-US"/>
+        </w:rPr>
+        <w:t xml:space="preserve"> the </w:t>
+      </w:r>
+      <w:r>
+        <w:rPr>
+          <w:lang w:val="en-US"/>
+        </w:rPr>
+        <w:t xml:space="preserve">largest </w:t>
+      </w:r>
+      <w:r>
+        <w:rPr>
+          <w:lang w:val="en-US"/>
+        </w:rPr>
+        <w:t>Eigen-vectors</w:t>
+      </w:r>
+      <w:r>
+        <w:rPr>
+          <w:lang w:val="en-US"/>
+        </w:rPr>
+        <w:t xml:space="preserve"> (computed</w:t>
+      </w:r>
+      <w:r>
+        <w:rPr>
+          <w:lang w:val="en-US"/>
+        </w:rPr>
+        <w:t xml:space="preserve"> at the quarter span of the rail</w:t>
+      </w:r>
+      <w:r>
+        <w:rPr>
+          <w:lang w:val="en-US"/>
+        </w:rPr>
+        <w:t>)</w:t>
+      </w:r>
+      <w:r>
+        <w:rPr>
+          <w:lang w:val="en-US"/>
+        </w:rPr>
+        <w:t>.</w:t>
+      </w:r>
+      <w:r>
+        <w:rPr>
+          <w:lang w:val="en-US"/>
+        </w:rPr>
+        <w:t xml:space="preserve"> Then the</w:t>
+      </w:r>
+      <w:r>
+        <w:rPr>
+          <w:lang w:val="en-US"/>
+        </w:rPr>
+        <w:t xml:space="preserve"> ratio</w:t>
+      </w:r>
+      <w:r>
+        <w:rPr>
+          <w:lang w:val="en-US"/>
+        </w:rPr>
+        <w:t xml:space="preserve"> [</w:t>
+      </w:r>
+      <w:proofErr w:type="spellStart"/>
+      <w:r>
+        <w:rPr>
+          <w:lang w:val="en-US"/>
+        </w:rPr>
+        <w:t>MassP</w:t>
+      </w:r>
+      <w:proofErr w:type="spellEnd"/>
+      <w:r>
+        <w:rPr>
+          <w:lang w:val="en-US"/>
+        </w:rPr>
+        <w:t>]</w:t>
+      </w:r>
+      <w:r>
+        <w:rPr>
+          <w:lang w:val="en-US"/>
+        </w:rPr>
+        <w:t xml:space="preserve"> is </w:t>
+      </w:r>
+      <w:r>
+        <w:rPr>
+          <w:lang w:val="en-US"/>
+        </w:rPr>
+        <w:t>used</w:t>
+      </w:r>
+      <w:r>
+        <w:rPr>
+          <w:lang w:val="en-US"/>
+        </w:rPr>
+        <w:t xml:space="preserve"> to fix the proportion of mode selected with the modal mass and with the Eigen vectors. The total amoun</w:t>
+      </w:r>
+      <w:r>
+        <w:rPr>
+          <w:lang w:val="en-US"/>
+        </w:rPr>
+        <w:t>t of modes is fixed by the user and using the ration the number of mode selected using both filter is known.</w:t>
       </w:r>
     </w:p>
     <w:p>
@@ -6966,6 +7928,7 @@
         <w:rPr>
           <w:lang w:val="en-US"/>
         </w:rPr>
+        <w:lastRenderedPageBreak/>
         <w:t xml:space="preserve">The stiffness and mass matrices are projected onto the reduced modal basis made of </w:t>
       </w:r>
       <w:r>
@@ -7014,7 +7977,21 @@
         <w:rPr>
           <w:lang w:val="en-US"/>
         </w:rPr>
-        <w:t xml:space="preserve">The modes of the macroelement are computed in generalized coordinates with the fast QZ method and restituted to physical coordinates with REST_GENE_PHYS() to obtain </w:t>
+        <w:t xml:space="preserve">The modes of the </w:t>
+      </w:r>
+      <w:proofErr w:type="spellStart"/>
+      <w:r>
+        <w:rPr>
+          <w:lang w:val="en-US"/>
+        </w:rPr>
+        <w:t>macroelement</w:t>
+      </w:r>
+      <w:proofErr w:type="spellEnd"/>
+      <w:r>
+        <w:rPr>
+          <w:lang w:val="en-US"/>
+        </w:rPr>
+        <w:t xml:space="preserve"> are computed in generalized coordinates with the fast QZ method and restituted to physical coordinates with REST_GENE_PHYS() to obtain </w:t>
       </w:r>
       <w:r>
         <w:rPr>
@@ -7043,7 +8020,7 @@
           <w:rFonts w:eastAsiaTheme="minorEastAsia"/>
           <w:lang w:val="en-US"/>
         </w:rPr>
-        <w:t xml:space="preserve"> eigenmodes of the macroelement, which are sufficient to well describe its dynamics if [cumulMassEffeUn] is large enough (at least 0.94 to be accurate up to 2kHz).</w:t>
+        <w:t xml:space="preserve"> eigenmodes of the macroelement, which are sufficient to well describe its dynamics.</w:t>
       </w:r>
     </w:p>
     <w:p>
@@ -7090,7 +8067,32 @@
           <w:rFonts w:eastAsiaTheme="minorEastAsia"/>
           <w:lang w:val="en-US"/>
         </w:rPr>
-        <w:t xml:space="preserve"> shapes of the macroelement computed in phase 1 and those of the ones computed in phase 2 are similar. It is usually valid when materials prop</w:t>
+        <w:t xml:space="preserve"> shapes of the </w:t>
+      </w:r>
+      <w:proofErr w:type="spellStart"/>
+      <w:r>
+        <w:rPr>
+          <w:rFonts w:eastAsiaTheme="minorEastAsia"/>
+          <w:lang w:val="en-US"/>
+        </w:rPr>
+        <w:t>macroelement</w:t>
+      </w:r>
+      <w:proofErr w:type="spellEnd"/>
+      <w:r>
+        <w:rPr>
+          <w:rFonts w:eastAsiaTheme="minorEastAsia"/>
+          <w:lang w:val="en-US"/>
+        </w:rPr>
+        <w:t xml:space="preserve"> computed </w:t>
+      </w:r>
+      <w:bookmarkStart w:id="19" w:name="_GoBack"/>
+      <w:bookmarkEnd w:id="19"/>
+      <w:r>
+        <w:rPr>
+          <w:rFonts w:eastAsiaTheme="minorEastAsia"/>
+          <w:lang w:val="en-US"/>
+        </w:rPr>
+        <w:t>in phase 1 and those of the ones computed in phase 2 are similar. It is usually valid when materials prop</w:t>
       </w:r>
       <w:r>
         <w:rPr>
@@ -7115,7 +8117,6 @@
         <w:rPr>
           <w:lang w:val="en-US"/>
         </w:rPr>
-        <w:lastRenderedPageBreak/>
         <w:t xml:space="preserve">Interface modes are computed and added to the modal basis </w:t>
       </w:r>
       <w:r>
@@ -7141,7 +8142,21 @@
         <w:rPr>
           <w:lang w:val="en-US"/>
         </w:rPr>
-        <w:t xml:space="preserve">The macroelement </w:t>
+        <w:t xml:space="preserve">The </w:t>
+      </w:r>
+      <w:proofErr w:type="spellStart"/>
+      <w:r>
+        <w:rPr>
+          <w:lang w:val="en-US"/>
+        </w:rPr>
+        <w:t>macroelement</w:t>
+      </w:r>
+      <w:proofErr w:type="spellEnd"/>
+      <w:r>
+        <w:rPr>
+          <w:lang w:val="en-US"/>
+        </w:rPr>
+        <w:t xml:space="preserve"> </w:t>
       </w:r>
       <w:r>
         <w:rPr>
@@ -7474,7 +8489,21 @@
         <w:rPr>
           <w:lang w:val="en-US"/>
         </w:rPr>
-        <w:t xml:space="preserve">in Code_Aster, fields of functions are used to calculate the real and imaginary acoustic pressure. The functions are for instance </w:t>
+        <w:t xml:space="preserve">in </w:t>
+      </w:r>
+      <w:proofErr w:type="spellStart"/>
+      <w:r>
+        <w:rPr>
+          <w:lang w:val="en-US"/>
+        </w:rPr>
+        <w:t>Code_Aster</w:t>
+      </w:r>
+      <w:proofErr w:type="spellEnd"/>
+      <w:r>
+        <w:rPr>
+          <w:lang w:val="en-US"/>
+        </w:rPr>
+        <w:t xml:space="preserve">, fields of functions are used to calculate the real and imaginary acoustic pressure. The functions are for instance </w:t>
       </w:r>
       <w:proofErr w:type="spellStart"/>
       <w:proofErr w:type="gramStart"/>
@@ -7680,6 +8709,7 @@
         <w:rPr>
           <w:lang w:val="en-US"/>
         </w:rPr>
+        <w:lastRenderedPageBreak/>
         <w:t xml:space="preserve">X3: component of the field </w:t>
       </w:r>
       <w:proofErr w:type="spellStart"/>
@@ -7755,7 +8785,21 @@
         <w:rPr>
           <w:lang w:val="en-US"/>
         </w:rPr>
-        <w:t>, which are homogeneous fields with the value of 1 or -1 respectively. For substructures on the left of the track, which have been rotated of 180° about Y from the macroelement, a coefficient of -1 must be applied to the X and Z velocity components. Indeed, with REST_GENE_</w:t>
+        <w:t xml:space="preserve">, which are homogeneous fields with the value of 1 or -1 respectively. For substructures on the left of the track, which have been rotated of 180° about Y from the </w:t>
+      </w:r>
+      <w:proofErr w:type="spellStart"/>
+      <w:r>
+        <w:rPr>
+          <w:lang w:val="en-US"/>
+        </w:rPr>
+        <w:t>macroelement</w:t>
+      </w:r>
+      <w:proofErr w:type="spellEnd"/>
+      <w:r>
+        <w:rPr>
+          <w:lang w:val="en-US"/>
+        </w:rPr>
+        <w:t>, a coefficient of -1 must be applied to the X and Z velocity components. Indeed, with REST_GENE_</w:t>
       </w:r>
       <w:proofErr w:type="gramStart"/>
       <w:r>
@@ -7769,7 +8813,21 @@
         <w:rPr>
           <w:lang w:val="en-US"/>
         </w:rPr>
-        <w:t>), the velocity fields are expressed in the reference of the non-rotated macroelement.</w:t>
+        <w:t xml:space="preserve">), the velocity fields are expressed in the reference of the non-rotated </w:t>
+      </w:r>
+      <w:proofErr w:type="spellStart"/>
+      <w:r>
+        <w:rPr>
+          <w:lang w:val="en-US"/>
+        </w:rPr>
+        <w:t>macroelement</w:t>
+      </w:r>
+      <w:proofErr w:type="spellEnd"/>
+      <w:r>
+        <w:rPr>
+          <w:lang w:val="en-US"/>
+        </w:rPr>
+        <w:t>.</w:t>
       </w:r>
     </w:p>
     <w:p>
@@ -7832,7 +8890,6 @@
           <w:b/>
           <w:lang w:val="en-US"/>
         </w:rPr>
-        <w:lastRenderedPageBreak/>
         <w:t>Note</w:t>
       </w:r>
       <w:r>
@@ -8225,7 +9282,21 @@
         <w:rPr>
           <w:lang w:val="en-US"/>
         </w:rPr>
-        <w:t xml:space="preserve"> one) also exports modalBasis_b1.med, the modal basis that was used to make the macroelement, as well as </w:t>
+        <w:t xml:space="preserve"> one) also exports modalBasis_b1.med, the modal basis that was used to make the </w:t>
+      </w:r>
+      <w:proofErr w:type="spellStart"/>
+      <w:r>
+        <w:rPr>
+          <w:lang w:val="en-US"/>
+        </w:rPr>
+        <w:t>macroelement</w:t>
+      </w:r>
+      <w:proofErr w:type="spellEnd"/>
+      <w:r>
+        <w:rPr>
+          <w:lang w:val="en-US"/>
+        </w:rPr>
+        <w:t xml:space="preserve">, as well as </w:t>
       </w:r>
       <w:proofErr w:type="spellStart"/>
       <w:r>
@@ -8317,14 +9388,14 @@
           <w:lang w:val="en-US"/>
         </w:rPr>
       </w:pPr>
-      <w:bookmarkStart w:id="19" w:name="_Ref161410648"/>
+      <w:bookmarkStart w:id="20" w:name="_Ref161410648"/>
       <w:r>
         <w:rPr>
           <w:lang w:val="en-US"/>
         </w:rPr>
         <w:t>Post-processing</w:t>
       </w:r>
-      <w:bookmarkEnd w:id="19"/>
+      <w:bookmarkEnd w:id="20"/>
     </w:p>
     <w:p>
       <w:pPr>
@@ -8450,6 +9521,7 @@
         <w:rPr>
           <w:lang w:val="en-US"/>
         </w:rPr>
+        <w:lastRenderedPageBreak/>
         <w:t xml:space="preserve">It assembles all acousticResults_b*.txt to generate acousticResults.txt, which contains either the magnitude of acoustic pressure at all requested acoustic mesh nodes, or the acoustic power generated through the 2D acoustic mesh. Moreover, </w:t>
       </w:r>
       <w:r>
@@ -8600,8 +9672,6 @@
         </w:rPr>
         <w:t>required for the BEM calculation.</w:t>
       </w:r>
-      <w:bookmarkStart w:id="20" w:name="_GoBack"/>
-      <w:bookmarkEnd w:id="20"/>
     </w:p>
     <w:p>
       <w:pPr>
@@ -8703,14 +9773,7 @@
         <w:rPr>
           <w:lang w:val="en-US"/>
         </w:rPr>
-        <w:t xml:space="preserve">*.med and </w:t>
-      </w:r>
-      <w:r>
-        <w:rPr>
-          <w:lang w:val="en-US"/>
-        </w:rPr>
-        <w:lastRenderedPageBreak/>
-        <w:t>assembles them with LIRE_</w:t>
+        <w:t>*.med and assembles them with LIRE_</w:t>
       </w:r>
       <w:proofErr w:type="gramStart"/>
       <w:r>
@@ -9598,6 +10661,7 @@
           <w:b/>
           <w:lang w:val="en-US"/>
         </w:rPr>
+        <w:lastRenderedPageBreak/>
         <w:t>debugPh1</w:t>
       </w:r>
       <w:r>
@@ -9798,15 +10862,934 @@
           <w:b/>
           <w:lang w:val="en-US"/>
         </w:rPr>
+        <w:t>modesFolder</w:t>
+      </w:r>
+      <w:proofErr w:type="spellEnd"/>
+      <w:r>
+        <w:rPr>
+          <w:lang w:val="en-US"/>
+        </w:rPr>
+        <w:t>: path of the folder where modes information is saved after phase 1, and/or recovered for phase 2 (string)</w:t>
+      </w:r>
+    </w:p>
+    <w:p>
+      <w:pPr>
+        <w:spacing w:after="0"/>
+        <w:rPr>
+          <w:lang w:val="en-US"/>
+        </w:rPr>
+      </w:pPr>
+      <w:proofErr w:type="spellStart"/>
+      <w:r>
+        <w:rPr>
+          <w:b/>
+          <w:lang w:val="en-US"/>
+        </w:rPr>
+        <w:t>modesMaxFreq</w:t>
+      </w:r>
+      <w:proofErr w:type="spellEnd"/>
+      <w:r>
+        <w:rPr>
+          <w:lang w:val="en-US"/>
+        </w:rPr>
+        <w:t>: largest frequency for modes calculation in phase 1 (float)</w:t>
+      </w:r>
+    </w:p>
+    <w:p>
+      <w:pPr>
+        <w:spacing w:after="0"/>
+        <w:rPr>
+          <w:lang w:val="en-US"/>
+        </w:rPr>
+      </w:pPr>
+      <w:proofErr w:type="spellStart"/>
+      <w:r>
+        <w:rPr>
+          <w:b/>
+          <w:lang w:val="en-US"/>
+        </w:rPr>
+        <w:t>nCPUs</w:t>
+      </w:r>
+      <w:proofErr w:type="spellEnd"/>
+      <w:r>
+        <w:rPr>
+          <w:lang w:val="en-US"/>
+        </w:rPr>
+        <w:t>: number of CPUs per job for phase 2 (</w:t>
+      </w:r>
+      <w:proofErr w:type="spellStart"/>
+      <w:r>
+        <w:rPr>
+          <w:lang w:val="en-US"/>
+        </w:rPr>
+        <w:t>int</w:t>
+      </w:r>
+      <w:proofErr w:type="spellEnd"/>
+      <w:r>
+        <w:rPr>
+          <w:lang w:val="en-US"/>
+        </w:rPr>
+        <w:t>)</w:t>
+      </w:r>
+    </w:p>
+    <w:p>
+      <w:pPr>
+        <w:spacing w:after="0"/>
+        <w:rPr>
+          <w:lang w:val="en-US"/>
+        </w:rPr>
+      </w:pPr>
+      <w:proofErr w:type="spellStart"/>
+      <w:r>
+        <w:rPr>
+          <w:b/>
+          <w:lang w:val="en-US"/>
+        </w:rPr>
+        <w:t>nJobs</w:t>
+      </w:r>
+      <w:proofErr w:type="spellEnd"/>
+      <w:r>
+        <w:rPr>
+          <w:lang w:val="en-US"/>
+        </w:rPr>
+        <w:t>: number of jobs dividing the spectrum for phase 2 (</w:t>
+      </w:r>
+      <w:proofErr w:type="spellStart"/>
+      <w:r>
+        <w:rPr>
+          <w:lang w:val="en-US"/>
+        </w:rPr>
+        <w:t>int</w:t>
+      </w:r>
+      <w:proofErr w:type="spellEnd"/>
+      <w:r>
+        <w:rPr>
+          <w:lang w:val="en-US"/>
+        </w:rPr>
+        <w:t>)</w:t>
+      </w:r>
+    </w:p>
+    <w:p>
+      <w:pPr>
+        <w:spacing w:after="0"/>
+        <w:rPr>
+          <w:lang w:val="en-US"/>
+        </w:rPr>
+      </w:pPr>
+      <w:proofErr w:type="spellStart"/>
+      <w:r>
+        <w:rPr>
+          <w:b/>
+          <w:lang w:val="en-US"/>
+        </w:rPr>
+        <w:t>nModesRai</w:t>
+      </w:r>
+      <w:proofErr w:type="spellEnd"/>
+      <w:r>
+        <w:rPr>
+          <w:lang w:val="en-US"/>
+        </w:rPr>
+        <w:t>: number of rail interface modes (</w:t>
+      </w:r>
+      <w:proofErr w:type="spellStart"/>
+      <w:r>
+        <w:rPr>
+          <w:lang w:val="en-US"/>
+        </w:rPr>
+        <w:t>int</w:t>
+      </w:r>
+      <w:proofErr w:type="spellEnd"/>
+      <w:r>
+        <w:rPr>
+          <w:lang w:val="en-US"/>
+        </w:rPr>
+        <w:t>)</w:t>
+      </w:r>
+    </w:p>
+    <w:p>
+      <w:pPr>
+        <w:spacing w:after="0"/>
+        <w:rPr>
+          <w:lang w:val="en-US"/>
+        </w:rPr>
+      </w:pPr>
+      <w:proofErr w:type="spellStart"/>
+      <w:r>
+        <w:rPr>
+          <w:b/>
+          <w:lang w:val="en-US"/>
+        </w:rPr>
+        <w:t>nModesSlp</w:t>
+      </w:r>
+      <w:proofErr w:type="spellEnd"/>
+      <w:r>
+        <w:rPr>
+          <w:lang w:val="en-US"/>
+        </w:rPr>
+        <w:t>: number of sleeper interface modes (</w:t>
+      </w:r>
+      <w:proofErr w:type="spellStart"/>
+      <w:r>
+        <w:rPr>
+          <w:lang w:val="en-US"/>
+        </w:rPr>
+        <w:t>int</w:t>
+      </w:r>
+      <w:proofErr w:type="spellEnd"/>
+      <w:r>
+        <w:rPr>
+          <w:lang w:val="en-US"/>
+        </w:rPr>
+        <w:t>)</w:t>
+      </w:r>
+    </w:p>
+    <w:p>
+      <w:pPr>
+        <w:spacing w:after="0"/>
+        <w:rPr>
+          <w:lang w:val="en-US"/>
+        </w:rPr>
+      </w:pPr>
+      <w:proofErr w:type="spellStart"/>
+      <w:r>
+        <w:rPr>
+          <w:b/>
+          <w:lang w:val="en-US"/>
+        </w:rPr>
+        <w:t>nSlp</w:t>
+      </w:r>
+      <w:proofErr w:type="spellEnd"/>
+      <w:r>
+        <w:rPr>
+          <w:lang w:val="en-US"/>
+        </w:rPr>
+        <w:t>: number of sleepers (</w:t>
+      </w:r>
+      <w:proofErr w:type="spellStart"/>
+      <w:r>
+        <w:rPr>
+          <w:lang w:val="en-US"/>
+        </w:rPr>
+        <w:t>int</w:t>
+      </w:r>
+      <w:proofErr w:type="spellEnd"/>
+      <w:r>
+        <w:rPr>
+          <w:lang w:val="en-US"/>
+        </w:rPr>
+        <w:t>)</w:t>
+      </w:r>
+    </w:p>
+    <w:p>
+      <w:pPr>
+        <w:spacing w:after="0"/>
+        <w:rPr>
+          <w:lang w:val="en-US"/>
+        </w:rPr>
+      </w:pPr>
+      <w:r>
+        <w:rPr>
+          <w:b/>
+          <w:lang w:val="en-US"/>
+        </w:rPr>
+        <w:t>nSlpAcoust1</w:t>
+      </w:r>
+      <w:r>
+        <w:rPr>
+          <w:lang w:val="en-US"/>
+        </w:rPr>
+        <w:t>: first sleeper, which contributes to the acoustic calculation and whose displacement field is printed to MED (</w:t>
+      </w:r>
+      <w:proofErr w:type="spellStart"/>
+      <w:r>
+        <w:rPr>
+          <w:lang w:val="en-US"/>
+        </w:rPr>
+        <w:t>int</w:t>
+      </w:r>
+      <w:proofErr w:type="spellEnd"/>
+      <w:r>
+        <w:rPr>
+          <w:lang w:val="en-US"/>
+        </w:rPr>
+        <w:t>); sleeper numbering starts at 1</w:t>
+      </w:r>
+    </w:p>
+    <w:p>
+      <w:pPr>
+        <w:spacing w:after="0"/>
+        <w:rPr>
+          <w:lang w:val="en-US"/>
+        </w:rPr>
+      </w:pPr>
+      <w:r>
+        <w:rPr>
+          <w:b/>
+          <w:lang w:val="en-US"/>
+        </w:rPr>
+        <w:t>nSlpAcoust2</w:t>
+      </w:r>
+      <w:r>
+        <w:rPr>
+          <w:lang w:val="en-US"/>
+        </w:rPr>
+        <w:t>: last sleeper, which contributes to the acoustic calculation and whose displacement field is printed to MED (</w:t>
+      </w:r>
+      <w:proofErr w:type="spellStart"/>
+      <w:r>
+        <w:rPr>
+          <w:lang w:val="en-US"/>
+        </w:rPr>
+        <w:t>int</w:t>
+      </w:r>
+      <w:proofErr w:type="spellEnd"/>
+      <w:r>
+        <w:rPr>
+          <w:lang w:val="en-US"/>
+        </w:rPr>
+        <w:t>); sleeper numbering starts at 1</w:t>
+      </w:r>
+    </w:p>
+    <w:p>
+      <w:pPr>
+        <w:spacing w:after="0"/>
+        <w:rPr>
+          <w:lang w:val="en-US"/>
+        </w:rPr>
+      </w:pPr>
+      <w:r>
+        <w:rPr>
+          <w:b/>
+          <w:lang w:val="en-US"/>
+        </w:rPr>
+        <w:t>name</w:t>
+      </w:r>
+      <w:r>
+        <w:rPr>
+          <w:lang w:val="en-US"/>
+        </w:rPr>
+        <w:t>: name of the simulation (string); all files are stored in [</w:t>
+      </w:r>
+      <w:proofErr w:type="spellStart"/>
+      <w:r>
+        <w:rPr>
+          <w:lang w:val="en-US"/>
+        </w:rPr>
+        <w:t>simuParentFolder</w:t>
+      </w:r>
+      <w:proofErr w:type="spellEnd"/>
+      <w:r>
+        <w:rPr>
+          <w:lang w:val="en-US"/>
+        </w:rPr>
+        <w:t>]/[name]</w:t>
+      </w:r>
+    </w:p>
+    <w:p>
+      <w:pPr>
+        <w:spacing w:after="0"/>
+        <w:rPr>
+          <w:lang w:val="en-US"/>
+        </w:rPr>
+      </w:pPr>
+      <w:proofErr w:type="spellStart"/>
+      <w:r>
+        <w:rPr>
+          <w:b/>
+          <w:lang w:val="en-US"/>
+        </w:rPr>
+        <w:t>nodesFRF</w:t>
+      </w:r>
+      <w:proofErr w:type="spellEnd"/>
+      <w:r>
+        <w:rPr>
+          <w:lang w:val="en-US"/>
+        </w:rPr>
+        <w:t xml:space="preserve">: groups of nodes where FRFs are exported (list of string); see </w:t>
+      </w:r>
+      <w:r>
+        <w:rPr>
+          <w:lang w:val="en-US"/>
+        </w:rPr>
+        <w:fldChar w:fldCharType="begin"/>
+      </w:r>
+      <w:r>
+        <w:rPr>
+          <w:lang w:val="en-US"/>
+        </w:rPr>
+        <w:instrText xml:space="preserve"> REF _Ref161410648 \r \h </w:instrText>
+      </w:r>
+      <w:r>
+        <w:rPr>
+          <w:lang w:val="en-US"/>
+        </w:rPr>
+      </w:r>
+      <w:r>
+        <w:rPr>
+          <w:lang w:val="en-US"/>
+        </w:rPr>
+        <w:fldChar w:fldCharType="separate"/>
+      </w:r>
+      <w:r>
+        <w:rPr>
+          <w:lang w:val="en-US"/>
+        </w:rPr>
+        <w:t>3.2.4</w:t>
+      </w:r>
+      <w:r>
+        <w:rPr>
+          <w:lang w:val="en-US"/>
+        </w:rPr>
+        <w:fldChar w:fldCharType="end"/>
+      </w:r>
+      <w:r>
+        <w:rPr>
+          <w:lang w:val="en-US"/>
+        </w:rPr>
+        <w:t xml:space="preserve"> point 14.</w:t>
+      </w:r>
+    </w:p>
+    <w:p>
+      <w:pPr>
+        <w:spacing w:after="0"/>
+        <w:rPr>
+          <w:lang w:val="en-US"/>
+        </w:rPr>
+      </w:pPr>
+      <w:proofErr w:type="spellStart"/>
+      <w:r>
+        <w:rPr>
+          <w:b/>
+          <w:lang w:val="en-US"/>
+        </w:rPr>
+        <w:t>nuBal</w:t>
+      </w:r>
+      <w:proofErr w:type="spellEnd"/>
+      <w:r>
+        <w:rPr>
+          <w:lang w:val="en-US"/>
+        </w:rPr>
+        <w:t>: Poisson’s ratio of the ballast (float)</w:t>
+      </w:r>
+    </w:p>
+    <w:p>
+      <w:pPr>
+        <w:spacing w:after="0"/>
+        <w:rPr>
+          <w:lang w:val="en-US"/>
+        </w:rPr>
+      </w:pPr>
+      <w:r>
+        <w:rPr>
+          <w:b/>
+          <w:lang w:val="en-US"/>
+        </w:rPr>
+        <w:t>nuMat1</w:t>
+      </w:r>
+      <w:r>
+        <w:rPr>
+          <w:lang w:val="en-US"/>
+        </w:rPr>
+        <w:t>: Poisson’s ratio of the pad material 1 (float)</w:t>
+      </w:r>
+    </w:p>
+    <w:p>
+      <w:pPr>
+        <w:spacing w:after="0"/>
+        <w:rPr>
+          <w:lang w:val="en-US"/>
+        </w:rPr>
+      </w:pPr>
+      <w:r>
+        <w:rPr>
+          <w:b/>
+          <w:lang w:val="en-US"/>
+        </w:rPr>
+        <w:t>nuMat2</w:t>
+      </w:r>
+      <w:r>
+        <w:rPr>
+          <w:lang w:val="en-US"/>
+        </w:rPr>
+        <w:t>: Poisson’s ratio of the pad material 2 (float)</w:t>
+      </w:r>
+    </w:p>
+    <w:p>
+      <w:pPr>
+        <w:spacing w:after="0"/>
+        <w:rPr>
+          <w:lang w:val="en-US"/>
+        </w:rPr>
+      </w:pPr>
+      <w:proofErr w:type="spellStart"/>
+      <w:r>
+        <w:rPr>
+          <w:b/>
+          <w:lang w:val="en-US"/>
+        </w:rPr>
+        <w:t>nuRail</w:t>
+      </w:r>
+      <w:proofErr w:type="spellEnd"/>
+      <w:r>
+        <w:rPr>
+          <w:lang w:val="en-US"/>
+        </w:rPr>
+        <w:t>: Poisson’s ratio of the rail (float)</w:t>
+      </w:r>
+    </w:p>
+    <w:p>
+      <w:pPr>
+        <w:spacing w:after="0"/>
+        <w:rPr>
+          <w:lang w:val="en-US"/>
+        </w:rPr>
+      </w:pPr>
+      <w:proofErr w:type="spellStart"/>
+      <w:r>
+        <w:rPr>
+          <w:b/>
+          <w:lang w:val="en-US"/>
+        </w:rPr>
+        <w:t>nuSleeper</w:t>
+      </w:r>
+      <w:proofErr w:type="spellEnd"/>
+      <w:r>
+        <w:rPr>
+          <w:lang w:val="en-US"/>
+        </w:rPr>
+        <w:t>: Poisson’s ratio of the sleeper (float)</w:t>
+      </w:r>
+    </w:p>
+    <w:p>
+      <w:pPr>
+        <w:spacing w:after="0"/>
+        <w:rPr>
+          <w:lang w:val="en-US"/>
+        </w:rPr>
+      </w:pPr>
+      <w:proofErr w:type="spellStart"/>
+      <w:r>
+        <w:rPr>
+          <w:b/>
+          <w:lang w:val="en-US"/>
+        </w:rPr>
+        <w:t>nuUSP</w:t>
+      </w:r>
+      <w:proofErr w:type="spellEnd"/>
+      <w:r>
+        <w:rPr>
+          <w:lang w:val="en-US"/>
+        </w:rPr>
+        <w:t>: Poisson’s ratio of the USP (float)</w:t>
+      </w:r>
+    </w:p>
+    <w:p>
+      <w:pPr>
+        <w:spacing w:after="0"/>
+        <w:rPr>
+          <w:lang w:val="en-US"/>
+        </w:rPr>
+      </w:pPr>
+      <w:proofErr w:type="spellStart"/>
+      <w:r>
+        <w:rPr>
+          <w:b/>
+          <w:lang w:val="en-US"/>
+        </w:rPr>
+        <w:t>outputType</w:t>
+      </w:r>
+      <w:proofErr w:type="spellEnd"/>
+      <w:r>
+        <w:rPr>
+          <w:lang w:val="en-US"/>
+        </w:rPr>
+        <w:t>: type of FRF exported (string: “DEPL”, “VITE” OR “ACCE”)</w:t>
+      </w:r>
+    </w:p>
+    <w:p>
+      <w:pPr>
+        <w:spacing w:after="0"/>
+        <w:rPr>
+          <w:lang w:val="en-US"/>
+        </w:rPr>
+      </w:pPr>
+      <w:proofErr w:type="spellStart"/>
+      <w:r>
+        <w:rPr>
+          <w:b/>
+          <w:lang w:val="en-US"/>
+        </w:rPr>
+        <w:t>padMesh</w:t>
+      </w:r>
+      <w:proofErr w:type="spellEnd"/>
+      <w:r>
+        <w:rPr>
+          <w:lang w:val="en-US"/>
+        </w:rPr>
+        <w:t>: path of the mesh of the rail pad (string)</w:t>
+      </w:r>
+    </w:p>
+    <w:p>
+      <w:pPr>
+        <w:spacing w:after="0"/>
+        <w:rPr>
+          <w:lang w:val="en-US"/>
+        </w:rPr>
+      </w:pPr>
+      <w:r>
+        <w:rPr>
+          <w:b/>
+          <w:lang w:val="en-US"/>
+        </w:rPr>
+        <w:t>phase1CPUs</w:t>
+      </w:r>
+      <w:r>
+        <w:rPr>
+          <w:lang w:val="en-US"/>
+        </w:rPr>
+        <w:t>: number of CPUs used in phase 1 (</w:t>
+      </w:r>
+      <w:proofErr w:type="spellStart"/>
+      <w:r>
+        <w:rPr>
+          <w:lang w:val="en-US"/>
+        </w:rPr>
+        <w:t>int</w:t>
+      </w:r>
+      <w:proofErr w:type="spellEnd"/>
+      <w:r>
+        <w:rPr>
+          <w:lang w:val="en-US"/>
+        </w:rPr>
+        <w:t>)</w:t>
+      </w:r>
+    </w:p>
+    <w:p>
+      <w:pPr>
+        <w:spacing w:after="0"/>
+        <w:rPr>
+          <w:lang w:val="en-US"/>
+        </w:rPr>
+      </w:pPr>
+      <w:r>
+        <w:rPr>
+          <w:b/>
+          <w:lang w:val="en-US"/>
+        </w:rPr>
+        <w:t>cutoff</w:t>
+      </w:r>
+      <w:r>
+        <w:rPr>
+          <w:lang w:val="en-US"/>
+        </w:rPr>
+        <w:t>:</w:t>
+      </w:r>
+      <w:r>
+        <w:rPr>
+          <w:lang w:val="en-US"/>
+        </w:rPr>
+        <w:t xml:space="preserve"> The frequency at which we transition from the first to the second modal basis.</w:t>
+      </w:r>
+    </w:p>
+    <w:p>
+      <w:pPr>
+        <w:spacing w:after="0"/>
+        <w:rPr>
+          <w:lang w:val="en-US"/>
+        </w:rPr>
+      </w:pPr>
+      <w:r>
+        <w:rPr>
+          <w:b/>
+          <w:lang w:val="en-US"/>
+        </w:rPr>
+        <w:t>phase1Freq</w:t>
+      </w:r>
+      <w:r>
+        <w:rPr>
+          <w:lang w:val="en-US"/>
+        </w:rPr>
+        <w:t>: frequencies</w:t>
+      </w:r>
+      <w:r>
+        <w:rPr>
+          <w:lang w:val="en-US"/>
+        </w:rPr>
+        <w:t xml:space="preserve"> at which materials properties are evaluated in phase 1 (</w:t>
+      </w:r>
+      <w:r>
+        <w:rPr>
+          <w:lang w:val="en-US"/>
+        </w:rPr>
+        <w:t>list of two elements</w:t>
+      </w:r>
+      <w:r>
+        <w:rPr>
+          <w:lang w:val="en-US"/>
+        </w:rPr>
+        <w:t>)</w:t>
+      </w:r>
+    </w:p>
+    <w:p>
+      <w:pPr>
+        <w:spacing w:after="0"/>
+        <w:rPr>
+          <w:lang w:val="en-US"/>
+        </w:rPr>
+      </w:pPr>
+      <w:proofErr w:type="spellStart"/>
+      <w:r>
+        <w:rPr>
+          <w:b/>
+          <w:lang w:val="en-US"/>
+        </w:rPr>
+        <w:t>MassP</w:t>
+      </w:r>
+      <w:proofErr w:type="spellEnd"/>
+      <w:r>
+        <w:rPr>
+          <w:lang w:val="en-US"/>
+        </w:rPr>
+        <w:t>: The amount of modes selected using the mass filter, the rest will be selected using the phi-filter (Eigen-modes filter</w:t>
+      </w:r>
+    </w:p>
+    <w:p>
+      <w:pPr>
+        <w:spacing w:after="0"/>
+        <w:rPr>
+          <w:lang w:val="en-US"/>
+        </w:rPr>
+      </w:pPr>
+      <w:proofErr w:type="spellStart"/>
+      <w:r>
+        <w:rPr>
+          <w:b/>
+          <w:lang w:val="en-US"/>
+        </w:rPr>
+        <w:t>NbrModes</w:t>
+      </w:r>
+      <w:proofErr w:type="spellEnd"/>
+      <w:r>
+        <w:rPr>
+          <w:lang w:val="en-US"/>
+        </w:rPr>
+        <w:t>: The total number of modes for the harmonic simulation</w:t>
+      </w:r>
+    </w:p>
+    <w:p>
+      <w:pPr>
+        <w:spacing w:after="0"/>
+        <w:rPr>
+          <w:lang w:val="en-US"/>
+        </w:rPr>
+      </w:pPr>
+      <w:r>
+        <w:rPr>
+          <w:b/>
+          <w:lang w:val="en-US"/>
+        </w:rPr>
+        <w:t>phase1WorkingDir</w:t>
+      </w:r>
+      <w:r>
+        <w:rPr>
+          <w:lang w:val="en-US"/>
+        </w:rPr>
+        <w:t>: path of the folder where the phase 1 is executed (string; by default: “[</w:t>
+      </w:r>
+      <w:proofErr w:type="spellStart"/>
+      <w:r>
+        <w:rPr>
+          <w:lang w:val="en-US"/>
+        </w:rPr>
+        <w:t>simuParentFolder</w:t>
+      </w:r>
+      <w:proofErr w:type="spellEnd"/>
+      <w:r>
+        <w:rPr>
+          <w:lang w:val="en-US"/>
+        </w:rPr>
+        <w:t>]/[name]_phase1”)</w:t>
+      </w:r>
+    </w:p>
+    <w:p>
+      <w:pPr>
+        <w:spacing w:after="0"/>
+        <w:rPr>
+          <w:lang w:val="en-US"/>
+        </w:rPr>
+      </w:pPr>
+      <w:proofErr w:type="spellStart"/>
+      <w:r>
+        <w:rPr>
+          <w:b/>
+          <w:lang w:val="en-US"/>
+        </w:rPr>
+        <w:t>railMesh</w:t>
+      </w:r>
+      <w:proofErr w:type="spellEnd"/>
+      <w:r>
+        <w:rPr>
+          <w:lang w:val="en-US"/>
+        </w:rPr>
+        <w:t>: path of the mesh of the rail (string)</w:t>
+      </w:r>
+    </w:p>
+    <w:p>
+      <w:pPr>
+        <w:spacing w:after="0"/>
+        <w:rPr>
+          <w:lang w:val="en-US"/>
+        </w:rPr>
+      </w:pPr>
+      <w:proofErr w:type="spellStart"/>
+      <w:r>
+        <w:rPr>
+          <w:b/>
+          <w:lang w:val="en-US"/>
+        </w:rPr>
+        <w:t>reptrav</w:t>
+      </w:r>
+      <w:proofErr w:type="spellEnd"/>
+      <w:r>
+        <w:rPr>
+          <w:lang w:val="en-US"/>
+        </w:rPr>
+        <w:t xml:space="preserve">: path of the folder where </w:t>
+      </w:r>
+      <w:proofErr w:type="spellStart"/>
+      <w:r>
+        <w:rPr>
+          <w:lang w:val="en-US"/>
+        </w:rPr>
+        <w:t>Code_Aster</w:t>
+      </w:r>
+      <w:proofErr w:type="spellEnd"/>
+      <w:r>
+        <w:rPr>
+          <w:lang w:val="en-US"/>
+        </w:rPr>
+        <w:t xml:space="preserve"> jobs are actually executed (string; by default: “/</w:t>
+      </w:r>
+      <w:proofErr w:type="spellStart"/>
+      <w:r>
+        <w:rPr>
+          <w:lang w:val="en-US"/>
+        </w:rPr>
+        <w:t>tmp</w:t>
+      </w:r>
+      <w:proofErr w:type="spellEnd"/>
+      <w:r>
+        <w:rPr>
+          <w:lang w:val="en-US"/>
+        </w:rPr>
+        <w:t>/”)</w:t>
+      </w:r>
+    </w:p>
+    <w:p>
+      <w:pPr>
+        <w:spacing w:after="0"/>
+        <w:rPr>
+          <w:lang w:val="en-US"/>
+        </w:rPr>
+      </w:pPr>
+      <w:proofErr w:type="spellStart"/>
+      <w:r>
+        <w:rPr>
+          <w:b/>
+          <w:lang w:val="en-US"/>
+        </w:rPr>
+        <w:t>rhoRail</w:t>
+      </w:r>
+      <w:proofErr w:type="spellEnd"/>
+      <w:r>
+        <w:rPr>
+          <w:lang w:val="en-US"/>
+        </w:rPr>
+        <w:t>: density of the rail in [kg/m3] (float)</w:t>
+      </w:r>
+    </w:p>
+    <w:p>
+      <w:pPr>
+        <w:spacing w:after="0"/>
+        <w:rPr>
+          <w:lang w:val="en-US"/>
+        </w:rPr>
+      </w:pPr>
+      <w:proofErr w:type="spellStart"/>
+      <w:r>
+        <w:rPr>
+          <w:b/>
+          <w:lang w:val="en-US"/>
+        </w:rPr>
+        <w:t>rhoSleeper</w:t>
+      </w:r>
+      <w:proofErr w:type="spellEnd"/>
+      <w:r>
+        <w:rPr>
+          <w:lang w:val="en-US"/>
+        </w:rPr>
+        <w:t>: density of the sleeper in [kg/m3] (float)</w:t>
+      </w:r>
+    </w:p>
+    <w:p>
+      <w:pPr>
+        <w:spacing w:after="0"/>
+        <w:rPr>
+          <w:lang w:val="en-US"/>
+        </w:rPr>
+      </w:pPr>
+      <w:proofErr w:type="spellStart"/>
+      <w:r>
+        <w:rPr>
+          <w:b/>
+          <w:lang w:val="en-US"/>
+        </w:rPr>
+        <w:t>selectedSubstFRF</w:t>
+      </w:r>
+      <w:proofErr w:type="spellEnd"/>
+      <w:r>
+        <w:rPr>
+          <w:lang w:val="en-US"/>
+        </w:rPr>
+        <w:t xml:space="preserve">: numbers of the unit cells, where FRFs are exported (list of </w:t>
+      </w:r>
+      <w:proofErr w:type="spellStart"/>
+      <w:r>
+        <w:rPr>
+          <w:lang w:val="en-US"/>
+        </w:rPr>
+        <w:t>int</w:t>
+      </w:r>
+      <w:proofErr w:type="spellEnd"/>
+      <w:r>
+        <w:rPr>
+          <w:lang w:val="en-US"/>
+        </w:rPr>
+        <w:t>); numbering starts at 1</w:t>
+      </w:r>
+    </w:p>
+    <w:p>
+      <w:pPr>
+        <w:spacing w:after="0"/>
+        <w:rPr>
+          <w:lang w:val="en-US"/>
+        </w:rPr>
+      </w:pPr>
+      <w:proofErr w:type="spellStart"/>
+      <w:r>
+        <w:rPr>
+          <w:b/>
+          <w:lang w:val="en-US"/>
+        </w:rPr>
         <w:lastRenderedPageBreak/>
-        <w:t>modesFolder</w:t>
-      </w:r>
-      <w:proofErr w:type="spellEnd"/>
-      <w:r>
-        <w:rPr>
-          <w:lang w:val="en-US"/>
-        </w:rPr>
-        <w:t>: path of the folder where modes information is saved after phase 1, and/or recovered for phase 2 (string)</w:t>
+        <w:t>simuParentFolder</w:t>
+      </w:r>
+      <w:proofErr w:type="spellEnd"/>
+      <w:r>
+        <w:rPr>
+          <w:lang w:val="en-US"/>
+        </w:rPr>
+        <w:t>: path of the folder where the folder [name] is created and results are stored (string)</w:t>
       </w:r>
     </w:p>
     <w:p>
@@ -9822,14 +11805,14 @@
           <w:b/>
           <w:lang w:val="en-US"/>
         </w:rPr>
-        <w:t>modesMaxFreq</w:t>
-      </w:r>
-      <w:proofErr w:type="spellEnd"/>
-      <w:r>
-        <w:rPr>
-          <w:lang w:val="en-US"/>
-        </w:rPr>
-        <w:t>: largest frequency for modes calculation in phase 1 (float)</w:t>
+        <w:t>sleeperMesh</w:t>
+      </w:r>
+      <w:proofErr w:type="spellEnd"/>
+      <w:r>
+        <w:rPr>
+          <w:lang w:val="en-US"/>
+        </w:rPr>
+        <w:t>: path of the mesh of the sleeper (string)</w:t>
       </w:r>
     </w:p>
     <w:p>
@@ -9845,14 +11828,28 @@
           <w:b/>
           <w:lang w:val="en-US"/>
         </w:rPr>
-        <w:t>nCPUs</w:t>
-      </w:r>
-      <w:proofErr w:type="spellEnd"/>
-      <w:r>
-        <w:rPr>
-          <w:lang w:val="en-US"/>
-        </w:rPr>
-        <w:t>: number of CPUs per job for phase 2 (</w:t>
+        <w:t>slpForce</w:t>
+      </w:r>
+      <w:proofErr w:type="spellEnd"/>
+      <w:r>
+        <w:rPr>
+          <w:lang w:val="en-US"/>
+        </w:rPr>
+        <w:t>: number of the unit cell, where the force is applied on mesh group [</w:t>
+      </w:r>
+      <w:proofErr w:type="spellStart"/>
+      <w:r>
+        <w:rPr>
+          <w:lang w:val="en-US"/>
+        </w:rPr>
+        <w:t>forceNode</w:t>
+      </w:r>
+      <w:proofErr w:type="spellEnd"/>
+      <w:r>
+        <w:rPr>
+          <w:lang w:val="en-US"/>
+        </w:rPr>
+        <w:t>] (</w:t>
       </w:r>
       <w:proofErr w:type="spellStart"/>
       <w:r>
@@ -9866,7 +11863,7 @@
         <w:rPr>
           <w:lang w:val="en-US"/>
         </w:rPr>
-        <w:t>)</w:t>
+        <w:t>; numbering starts at 1)</w:t>
       </w:r>
     </w:p>
     <w:p>
@@ -9882,28 +11879,28 @@
           <w:b/>
           <w:lang w:val="en-US"/>
         </w:rPr>
-        <w:t>nJobs</w:t>
-      </w:r>
-      <w:proofErr w:type="spellEnd"/>
-      <w:r>
-        <w:rPr>
-          <w:lang w:val="en-US"/>
-        </w:rPr>
-        <w:t>: number of jobs dividing the spectrum for phase 2 (</w:t>
-      </w:r>
-      <w:proofErr w:type="spellStart"/>
-      <w:r>
-        <w:rPr>
-          <w:lang w:val="en-US"/>
-        </w:rPr>
-        <w:t>int</w:t>
-      </w:r>
-      <w:proofErr w:type="spellEnd"/>
-      <w:r>
-        <w:rPr>
-          <w:lang w:val="en-US"/>
-        </w:rPr>
-        <w:t>)</w:t>
+        <w:t>slpHeight</w:t>
+      </w:r>
+      <w:proofErr w:type="spellEnd"/>
+      <w:r>
+        <w:rPr>
+          <w:lang w:val="en-US"/>
+        </w:rPr>
+        <w:t xml:space="preserve">: distance between the bottom of the sleeper and the middle of the face, which is in contact with the rail pad (float; value for B91 sleeper: 214mm; value for </w:t>
+      </w:r>
+      <w:proofErr w:type="spellStart"/>
+      <w:r>
+        <w:rPr>
+          <w:lang w:val="en-US"/>
+        </w:rPr>
+        <w:t>RpIV</w:t>
+      </w:r>
+      <w:proofErr w:type="spellEnd"/>
+      <w:r>
+        <w:rPr>
+          <w:lang w:val="en-US"/>
+        </w:rPr>
+        <w:t xml:space="preserve"> sleeper: 150mm)</w:t>
       </w:r>
     </w:p>
     <w:p>
@@ -9919,28 +11916,14 @@
           <w:b/>
           <w:lang w:val="en-US"/>
         </w:rPr>
-        <w:t>nModesRai</w:t>
-      </w:r>
-      <w:proofErr w:type="spellEnd"/>
-      <w:r>
-        <w:rPr>
-          <w:lang w:val="en-US"/>
-        </w:rPr>
-        <w:t>: number of rail interface modes (</w:t>
-      </w:r>
-      <w:proofErr w:type="spellStart"/>
-      <w:r>
-        <w:rPr>
-          <w:lang w:val="en-US"/>
-        </w:rPr>
-        <w:t>int</w:t>
-      </w:r>
-      <w:proofErr w:type="spellEnd"/>
-      <w:r>
-        <w:rPr>
-          <w:lang w:val="en-US"/>
-        </w:rPr>
-        <w:t>)</w:t>
+        <w:t>slpSpacing</w:t>
+      </w:r>
+      <w:proofErr w:type="spellEnd"/>
+      <w:r>
+        <w:rPr>
+          <w:lang w:val="en-US"/>
+        </w:rPr>
+        <w:t>: sleeper spacing (float)</w:t>
       </w:r>
     </w:p>
     <w:p>
@@ -9956,28 +11939,14 @@
           <w:b/>
           <w:lang w:val="en-US"/>
         </w:rPr>
-        <w:t>nModesSlp</w:t>
-      </w:r>
-      <w:proofErr w:type="spellEnd"/>
-      <w:r>
-        <w:rPr>
-          <w:lang w:val="en-US"/>
-        </w:rPr>
-        <w:t>: number of sleeper interface modes (</w:t>
-      </w:r>
-      <w:proofErr w:type="spellStart"/>
-      <w:r>
-        <w:rPr>
-          <w:lang w:val="en-US"/>
-        </w:rPr>
-        <w:t>int</w:t>
-      </w:r>
-      <w:proofErr w:type="spellEnd"/>
-      <w:r>
-        <w:rPr>
-          <w:lang w:val="en-US"/>
-        </w:rPr>
-        <w:t>)</w:t>
+        <w:t>tanDRail</w:t>
+      </w:r>
+      <w:proofErr w:type="spellEnd"/>
+      <w:r>
+        <w:rPr>
+          <w:lang w:val="en-US"/>
+        </w:rPr>
+        <w:t>: damping ratio of the rail (float)</w:t>
       </w:r>
     </w:p>
     <w:p>
@@ -9993,28 +11962,14 @@
           <w:b/>
           <w:lang w:val="en-US"/>
         </w:rPr>
-        <w:t>nSlp</w:t>
-      </w:r>
-      <w:proofErr w:type="spellEnd"/>
-      <w:r>
-        <w:rPr>
-          <w:lang w:val="en-US"/>
-        </w:rPr>
-        <w:t>: number of sleepers (</w:t>
-      </w:r>
-      <w:proofErr w:type="spellStart"/>
-      <w:r>
-        <w:rPr>
-          <w:lang w:val="en-US"/>
-        </w:rPr>
-        <w:t>int</w:t>
-      </w:r>
-      <w:proofErr w:type="spellEnd"/>
-      <w:r>
-        <w:rPr>
-          <w:lang w:val="en-US"/>
-        </w:rPr>
-        <w:t>)</w:t>
+        <w:t>tanDSleeper</w:t>
+      </w:r>
+      <w:proofErr w:type="spellEnd"/>
+      <w:r>
+        <w:rPr>
+          <w:lang w:val="en-US"/>
+        </w:rPr>
+        <w:t>: damping ratio of the sleeper (float)</w:t>
       </w:r>
     </w:p>
     <w:p>
@@ -10024,32 +11979,20 @@
           <w:lang w:val="en-US"/>
         </w:rPr>
       </w:pPr>
+      <w:proofErr w:type="spellStart"/>
       <w:r>
         <w:rPr>
           <w:b/>
           <w:lang w:val="en-US"/>
         </w:rPr>
-        <w:t>nSlpAcoust1</w:t>
-      </w:r>
-      <w:r>
-        <w:rPr>
-          <w:lang w:val="en-US"/>
-        </w:rPr>
-        <w:t>: first sleeper, which contributes to the acoustic calculation and whose displacement field is printed to MED (</w:t>
-      </w:r>
-      <w:proofErr w:type="spellStart"/>
-      <w:r>
-        <w:rPr>
-          <w:lang w:val="en-US"/>
-        </w:rPr>
-        <w:t>int</w:t>
-      </w:r>
-      <w:proofErr w:type="spellEnd"/>
-      <w:r>
-        <w:rPr>
-          <w:lang w:val="en-US"/>
-        </w:rPr>
-        <w:t>); sleeper numbering starts at 1</w:t>
+        <w:t>tanDUSP</w:t>
+      </w:r>
+      <w:proofErr w:type="spellEnd"/>
+      <w:r>
+        <w:rPr>
+          <w:lang w:val="en-US"/>
+        </w:rPr>
+        <w:t>: path of the file with the frequency-dependent damping ratio of the USP (string)</w:t>
       </w:r>
     </w:p>
     <w:p>
@@ -10059,32 +12002,20 @@
           <w:lang w:val="en-US"/>
         </w:rPr>
       </w:pPr>
+      <w:proofErr w:type="spellStart"/>
       <w:r>
         <w:rPr>
           <w:b/>
           <w:lang w:val="en-US"/>
         </w:rPr>
-        <w:t>nSlpAcoust2</w:t>
-      </w:r>
-      <w:r>
-        <w:rPr>
-          <w:lang w:val="en-US"/>
-        </w:rPr>
-        <w:t>: last sleeper, which contributes to the acoustic calculation and whose displacement field is printed to MED (</w:t>
-      </w:r>
-      <w:proofErr w:type="spellStart"/>
-      <w:r>
-        <w:rPr>
-          <w:lang w:val="en-US"/>
-        </w:rPr>
-        <w:t>int</w:t>
-      </w:r>
-      <w:proofErr w:type="spellEnd"/>
-      <w:r>
-        <w:rPr>
-          <w:lang w:val="en-US"/>
-        </w:rPr>
-        <w:t>); sleeper numbering starts at 1</w:t>
+        <w:t>tanDbal</w:t>
+      </w:r>
+      <w:proofErr w:type="spellEnd"/>
+      <w:r>
+        <w:rPr>
+          <w:lang w:val="en-US"/>
+        </w:rPr>
+        <w:t>: path of the file with the frequency-dependent damping ratio of the ballast (string)</w:t>
       </w:r>
     </w:p>
     <w:p>
@@ -10099,27 +12030,13 @@
           <w:b/>
           <w:lang w:val="en-US"/>
         </w:rPr>
-        <w:t>name</w:t>
-      </w:r>
-      <w:r>
-        <w:rPr>
-          <w:lang w:val="en-US"/>
-        </w:rPr>
-        <w:t>: name of the simulation (string); all files are stored in [</w:t>
-      </w:r>
-      <w:proofErr w:type="spellStart"/>
-      <w:r>
-        <w:rPr>
-          <w:lang w:val="en-US"/>
-        </w:rPr>
-        <w:t>simuParentFolder</w:t>
-      </w:r>
-      <w:proofErr w:type="spellEnd"/>
-      <w:r>
-        <w:rPr>
-          <w:lang w:val="en-US"/>
-        </w:rPr>
-        <w:t>]/[name]</w:t>
+        <w:t>tanDmat1</w:t>
+      </w:r>
+      <w:r>
+        <w:rPr>
+          <w:lang w:val="en-US"/>
+        </w:rPr>
+        <w:t>: path of the file with the frequency-dependent damping ratio of the pad material 1 (string)</w:t>
       </w:r>
     </w:p>
     <w:p>
@@ -10129,61 +12046,18 @@
           <w:lang w:val="en-US"/>
         </w:rPr>
       </w:pPr>
-      <w:proofErr w:type="spellStart"/>
       <w:r>
         <w:rPr>
           <w:b/>
           <w:lang w:val="en-US"/>
         </w:rPr>
-        <w:t>nodesFRF</w:t>
-      </w:r>
-      <w:proofErr w:type="spellEnd"/>
-      <w:r>
-        <w:rPr>
-          <w:lang w:val="en-US"/>
-        </w:rPr>
-        <w:t xml:space="preserve">: groups of nodes where FRFs are exported (list of string); see </w:t>
-      </w:r>
-      <w:r>
-        <w:rPr>
-          <w:lang w:val="en-US"/>
-        </w:rPr>
-        <w:fldChar w:fldCharType="begin"/>
-      </w:r>
-      <w:r>
-        <w:rPr>
-          <w:lang w:val="en-US"/>
-        </w:rPr>
-        <w:instrText xml:space="preserve"> REF _Ref161410648 \r \h </w:instrText>
-      </w:r>
-      <w:r>
-        <w:rPr>
-          <w:lang w:val="en-US"/>
-        </w:rPr>
-      </w:r>
-      <w:r>
-        <w:rPr>
-          <w:lang w:val="en-US"/>
-        </w:rPr>
-        <w:fldChar w:fldCharType="separate"/>
-      </w:r>
-      <w:r>
-        <w:rPr>
-          <w:lang w:val="en-US"/>
-        </w:rPr>
-        <w:t>3.2.4</w:t>
-      </w:r>
-      <w:r>
-        <w:rPr>
-          <w:lang w:val="en-US"/>
-        </w:rPr>
-        <w:fldChar w:fldCharType="end"/>
-      </w:r>
-      <w:r>
-        <w:rPr>
-          <w:lang w:val="en-US"/>
-        </w:rPr>
-        <w:t xml:space="preserve"> point 14.</w:t>
+        <w:t>tanDmat2</w:t>
+      </w:r>
+      <w:r>
+        <w:rPr>
+          <w:lang w:val="en-US"/>
+        </w:rPr>
+        <w:t>: path of the file with the frequency-dependent damping ratio of the pad material 2 (string)</w:t>
       </w:r>
     </w:p>
     <w:p>
@@ -10199,14 +12073,14 @@
           <w:b/>
           <w:lang w:val="en-US"/>
         </w:rPr>
-        <w:t>nuBal</w:t>
-      </w:r>
-      <w:proofErr w:type="spellEnd"/>
-      <w:r>
-        <w:rPr>
-          <w:lang w:val="en-US"/>
-        </w:rPr>
-        <w:t>: Poisson’s ratio of the ballast (float)</w:t>
+        <w:t>thkUSP</w:t>
+      </w:r>
+      <w:proofErr w:type="spellEnd"/>
+      <w:r>
+        <w:rPr>
+          <w:lang w:val="en-US"/>
+        </w:rPr>
+        <w:t>: thickness of the USP (float)</w:t>
       </w:r>
     </w:p>
     <w:p>
@@ -10216,18 +12090,20 @@
           <w:lang w:val="en-US"/>
         </w:rPr>
       </w:pPr>
+      <w:proofErr w:type="spellStart"/>
       <w:r>
         <w:rPr>
           <w:b/>
           <w:lang w:val="en-US"/>
         </w:rPr>
-        <w:t>nuMat1</w:t>
-      </w:r>
-      <w:r>
-        <w:rPr>
-          <w:lang w:val="en-US"/>
-        </w:rPr>
-        <w:t>: Poisson’s ratio of the pad material 1 (float)</w:t>
+        <w:t>writeMED</w:t>
+      </w:r>
+      <w:proofErr w:type="spellEnd"/>
+      <w:r>
+        <w:rPr>
+          <w:lang w:val="en-US"/>
+        </w:rPr>
+        <w:t>: activation of the exportation of visualization MED files (bool)</w:t>
       </w:r>
     </w:p>
     <w:p>
@@ -10237,18 +12113,102 @@
           <w:lang w:val="en-US"/>
         </w:rPr>
       </w:pPr>
+    </w:p>
+    <w:p>
+      <w:pPr>
+        <w:spacing w:after="0"/>
+        <w:rPr>
+          <w:lang w:val="en-US"/>
+        </w:rPr>
+      </w:pPr>
+      <w:r>
+        <w:rPr>
+          <w:lang w:val="en-US"/>
+        </w:rPr>
+        <w:t xml:space="preserve">In addition to this list of keys, new ones are now available. They are not directly included in the </w:t>
+      </w:r>
+      <w:proofErr w:type="spellStart"/>
+      <w:r>
+        <w:rPr>
+          <w:lang w:val="en-US"/>
+        </w:rPr>
+        <w:t>json</w:t>
+      </w:r>
+      <w:proofErr w:type="spellEnd"/>
+      <w:r>
+        <w:rPr>
+          <w:lang w:val="en-US"/>
+        </w:rPr>
+        <w:t xml:space="preserve"> file with a null value, thus even if you use older </w:t>
+      </w:r>
+      <w:proofErr w:type="spellStart"/>
+      <w:r>
+        <w:rPr>
+          <w:lang w:val="en-US"/>
+        </w:rPr>
+        <w:t>json</w:t>
+      </w:r>
+      <w:proofErr w:type="spellEnd"/>
+      <w:r>
+        <w:rPr>
+          <w:lang w:val="en-US"/>
+        </w:rPr>
+        <w:t xml:space="preserve"> parameter files the simulation should still work with fall back values and without the newest functionalities.</w:t>
+      </w:r>
+    </w:p>
+    <w:p>
+      <w:pPr>
+        <w:spacing w:after="0"/>
+        <w:rPr>
+          <w:lang w:val="en-US"/>
+        </w:rPr>
+      </w:pPr>
+      <w:r>
+        <w:rPr>
+          <w:lang w:val="en-US"/>
+        </w:rPr>
+        <w:t>Here is a list of the new keys:</w:t>
+      </w:r>
+    </w:p>
+    <w:p>
+      <w:pPr>
+        <w:spacing w:after="0"/>
+        <w:rPr>
+          <w:lang w:val="en-US"/>
+        </w:rPr>
+      </w:pPr>
+      <w:proofErr w:type="spellStart"/>
       <w:r>
         <w:rPr>
           <w:b/>
           <w:lang w:val="en-US"/>
         </w:rPr>
-        <w:t>nuMat2</w:t>
-      </w:r>
-      <w:r>
-        <w:rPr>
-          <w:lang w:val="en-US"/>
-        </w:rPr>
-        <w:t>: Poisson’s ratio of the pad material 2 (float)</w:t>
+        <w:t>railTilt</w:t>
+      </w:r>
+      <w:proofErr w:type="spellEnd"/>
+      <w:r>
+        <w:rPr>
+          <w:lang w:val="en-US"/>
+        </w:rPr>
+        <w:t xml:space="preserve">: </w:t>
+      </w:r>
+      <w:r>
+        <w:rPr>
+          <w:lang w:val="en-US"/>
+        </w:rPr>
+        <w:t>the inclination of the rail on the sleeper the fallback value is 0.025 (the 1/40 standard)</w:t>
+      </w:r>
+      <w:r>
+        <w:rPr>
+          <w:lang w:val="en-US"/>
+        </w:rPr>
+        <w:t xml:space="preserve"> (float)</w:t>
+      </w:r>
+      <w:r>
+        <w:rPr>
+          <w:lang w:val="en-US"/>
+        </w:rPr>
+        <w:t>.</w:t>
       </w:r>
     </w:p>
     <w:p>
@@ -10264,14 +12224,20 @@
           <w:b/>
           <w:lang w:val="en-US"/>
         </w:rPr>
-        <w:t>nuRail</w:t>
-      </w:r>
-      <w:proofErr w:type="spellEnd"/>
-      <w:r>
-        <w:rPr>
-          <w:lang w:val="en-US"/>
-        </w:rPr>
-        <w:t>: Poisson’s ratio of the rail (float)</w:t>
+        <w:t>projMesh</w:t>
+      </w:r>
+      <w:proofErr w:type="spellEnd"/>
+      <w:r>
+        <w:rPr>
+          <w:lang w:val="en-US"/>
+        </w:rPr>
+        <w:t>:</w:t>
+      </w:r>
+      <w:r>
+        <w:rPr>
+          <w:lang w:val="en-US"/>
+        </w:rPr>
+        <w:t xml:space="preserve"> reference mesh used to project the data on before the extraction for BEM calculation (med).</w:t>
       </w:r>
     </w:p>
     <w:p>
@@ -10287,14 +12253,21 @@
           <w:b/>
           <w:lang w:val="en-US"/>
         </w:rPr>
-        <w:t>nuSleeper</w:t>
-      </w:r>
-      <w:proofErr w:type="spellEnd"/>
-      <w:r>
-        <w:rPr>
-          <w:lang w:val="en-US"/>
-        </w:rPr>
-        <w:t>: Poisson’s ratio of the sleeper (float)</w:t>
+        <w:t>projMesh</w:t>
+      </w:r>
+      <w:r>
+        <w:rPr>
+          <w:b/>
+          <w:lang w:val="en-US"/>
+        </w:rPr>
+        <w:t>Slp</w:t>
+      </w:r>
+      <w:proofErr w:type="spellEnd"/>
+      <w:r>
+        <w:rPr>
+          <w:lang w:val="en-US"/>
+        </w:rPr>
+        <w:t>: reference sleeper mesh used to project the data on before the extraction for BEM calculation (med), if requested.</w:t>
       </w:r>
     </w:p>
     <w:p>
@@ -10310,14 +12283,14 @@
           <w:b/>
           <w:lang w:val="en-US"/>
         </w:rPr>
-        <w:t>nuUSP</w:t>
-      </w:r>
-      <w:proofErr w:type="spellEnd"/>
-      <w:r>
-        <w:rPr>
-          <w:lang w:val="en-US"/>
-        </w:rPr>
-        <w:t>: Poisson’s ratio of the USP (float)</w:t>
+        <w:t>BEM_activated</w:t>
+      </w:r>
+      <w:proofErr w:type="spellEnd"/>
+      <w:r>
+        <w:rPr>
+          <w:lang w:val="en-US"/>
+        </w:rPr>
+        <w:t xml:space="preserve">: activation of the necessary export data for the BEM calculation (bool). </w:t>
       </w:r>
     </w:p>
     <w:p>
@@ -10333,766 +12306,21 @@
           <w:b/>
           <w:lang w:val="en-US"/>
         </w:rPr>
-        <w:t>outputType</w:t>
-      </w:r>
-      <w:proofErr w:type="spellEnd"/>
-      <w:r>
-        <w:rPr>
-          <w:lang w:val="en-US"/>
-        </w:rPr>
-        <w:t>: type of FRF exported (string: “DEPL”, “VITE” OR “ACCE”)</w:t>
-      </w:r>
-    </w:p>
-    <w:p>
-      <w:pPr>
-        <w:spacing w:after="0"/>
-        <w:rPr>
-          <w:lang w:val="en-US"/>
-        </w:rPr>
-      </w:pPr>
-      <w:proofErr w:type="spellStart"/>
+        <w:t>BEM_</w:t>
+      </w:r>
       <w:r>
         <w:rPr>
           <w:b/>
           <w:lang w:val="en-US"/>
         </w:rPr>
-        <w:t>padMesh</w:t>
-      </w:r>
-      <w:proofErr w:type="spellEnd"/>
-      <w:r>
-        <w:rPr>
-          <w:lang w:val="en-US"/>
-        </w:rPr>
-        <w:t>: path of the mesh of the rail pad (string)</w:t>
-      </w:r>
-    </w:p>
-    <w:p>
-      <w:pPr>
-        <w:spacing w:after="0"/>
-        <w:rPr>
-          <w:lang w:val="en-US"/>
-        </w:rPr>
-      </w:pPr>
-      <w:r>
-        <w:rPr>
-          <w:b/>
-          <w:lang w:val="en-US"/>
-        </w:rPr>
-        <w:t>phase1CPUs</w:t>
-      </w:r>
-      <w:r>
-        <w:rPr>
-          <w:lang w:val="en-US"/>
-        </w:rPr>
-        <w:t>: number of CPUs used in phase 1 (</w:t>
-      </w:r>
-      <w:proofErr w:type="spellStart"/>
-      <w:r>
-        <w:rPr>
-          <w:lang w:val="en-US"/>
-        </w:rPr>
-        <w:t>int</w:t>
-      </w:r>
-      <w:proofErr w:type="spellEnd"/>
-      <w:r>
-        <w:rPr>
-          <w:lang w:val="en-US"/>
-        </w:rPr>
-        <w:t>)</w:t>
-      </w:r>
-    </w:p>
-    <w:p>
-      <w:pPr>
-        <w:spacing w:after="0"/>
-        <w:rPr>
-          <w:lang w:val="en-US"/>
-        </w:rPr>
-      </w:pPr>
-      <w:r>
-        <w:rPr>
-          <w:b/>
-          <w:lang w:val="en-US"/>
-        </w:rPr>
-        <w:t>phase1Freq</w:t>
-      </w:r>
-      <w:r>
-        <w:rPr>
-          <w:lang w:val="en-US"/>
-        </w:rPr>
-        <w:t>: frequency at which materials properties are evaluated in phase 1 (float)</w:t>
-      </w:r>
-    </w:p>
-    <w:p>
-      <w:pPr>
-        <w:spacing w:after="0"/>
-        <w:rPr>
-          <w:lang w:val="en-US"/>
-        </w:rPr>
-      </w:pPr>
-      <w:r>
-        <w:rPr>
-          <w:b/>
-          <w:lang w:val="en-US"/>
-        </w:rPr>
-        <w:t>phase1WorkingDir</w:t>
-      </w:r>
-      <w:r>
-        <w:rPr>
-          <w:lang w:val="en-US"/>
-        </w:rPr>
-        <w:t>: path of the folder where the phase 1 is executed (string; by default: “[</w:t>
-      </w:r>
-      <w:proofErr w:type="spellStart"/>
-      <w:r>
-        <w:rPr>
-          <w:lang w:val="en-US"/>
-        </w:rPr>
-        <w:t>simuParentFolder</w:t>
-      </w:r>
-      <w:proofErr w:type="spellEnd"/>
-      <w:r>
-        <w:rPr>
-          <w:lang w:val="en-US"/>
-        </w:rPr>
-        <w:t>]/[name]_phase1”)</w:t>
-      </w:r>
-    </w:p>
-    <w:p>
-      <w:pPr>
-        <w:spacing w:after="0"/>
-        <w:rPr>
-          <w:lang w:val="en-US"/>
-        </w:rPr>
-      </w:pPr>
-      <w:proofErr w:type="spellStart"/>
-      <w:r>
-        <w:rPr>
-          <w:b/>
-          <w:lang w:val="en-US"/>
-        </w:rPr>
-        <w:t>railMesh</w:t>
-      </w:r>
-      <w:proofErr w:type="spellEnd"/>
-      <w:r>
-        <w:rPr>
-          <w:lang w:val="en-US"/>
-        </w:rPr>
-        <w:t>: path of the mesh of the rail (string)</w:t>
-      </w:r>
-    </w:p>
-    <w:p>
-      <w:pPr>
-        <w:spacing w:after="0"/>
-        <w:rPr>
-          <w:lang w:val="en-US"/>
-        </w:rPr>
-      </w:pPr>
-      <w:proofErr w:type="spellStart"/>
-      <w:r>
-        <w:rPr>
-          <w:b/>
-          <w:lang w:val="en-US"/>
-        </w:rPr>
-        <w:t>reptrav</w:t>
-      </w:r>
-      <w:proofErr w:type="spellEnd"/>
-      <w:r>
-        <w:rPr>
-          <w:lang w:val="en-US"/>
-        </w:rPr>
-        <w:t>: path of the folder where Code_Aster jobs are actually executed (string; by default: “/</w:t>
-      </w:r>
-      <w:proofErr w:type="spellStart"/>
-      <w:r>
-        <w:rPr>
-          <w:lang w:val="en-US"/>
-        </w:rPr>
-        <w:t>tmp</w:t>
-      </w:r>
-      <w:proofErr w:type="spellEnd"/>
-      <w:r>
-        <w:rPr>
-          <w:lang w:val="en-US"/>
-        </w:rPr>
-        <w:t>/”)</w:t>
-      </w:r>
-    </w:p>
-    <w:p>
-      <w:pPr>
-        <w:spacing w:after="0"/>
-        <w:rPr>
-          <w:lang w:val="en-US"/>
-        </w:rPr>
-      </w:pPr>
-      <w:proofErr w:type="spellStart"/>
-      <w:r>
-        <w:rPr>
-          <w:b/>
-          <w:lang w:val="en-US"/>
-        </w:rPr>
-        <w:t>rhoRail</w:t>
-      </w:r>
-      <w:proofErr w:type="spellEnd"/>
-      <w:r>
-        <w:rPr>
-          <w:lang w:val="en-US"/>
-        </w:rPr>
-        <w:t>: density of the rail in [kg/m3] (float)</w:t>
-      </w:r>
-    </w:p>
-    <w:p>
-      <w:pPr>
-        <w:spacing w:after="0"/>
-        <w:rPr>
-          <w:lang w:val="en-US"/>
-        </w:rPr>
-      </w:pPr>
-      <w:proofErr w:type="spellStart"/>
-      <w:r>
-        <w:rPr>
-          <w:b/>
-          <w:lang w:val="en-US"/>
-        </w:rPr>
-        <w:t>rhoSleeper</w:t>
-      </w:r>
-      <w:proofErr w:type="spellEnd"/>
-      <w:r>
-        <w:rPr>
-          <w:lang w:val="en-US"/>
-        </w:rPr>
-        <w:t>: density of the sleeper in [kg/m3] (float)</w:t>
-      </w:r>
-    </w:p>
-    <w:p>
-      <w:pPr>
-        <w:spacing w:after="0"/>
-        <w:rPr>
-          <w:lang w:val="en-US"/>
-        </w:rPr>
-      </w:pPr>
-      <w:proofErr w:type="spellStart"/>
-      <w:r>
-        <w:rPr>
-          <w:b/>
-          <w:lang w:val="en-US"/>
-        </w:rPr>
-        <w:t>selectedSubstFRF</w:t>
-      </w:r>
-      <w:proofErr w:type="spellEnd"/>
-      <w:r>
-        <w:rPr>
-          <w:lang w:val="en-US"/>
-        </w:rPr>
-        <w:t xml:space="preserve">: numbers of the unit cells, where FRFs are exported (list of </w:t>
-      </w:r>
-      <w:proofErr w:type="spellStart"/>
-      <w:r>
-        <w:rPr>
-          <w:lang w:val="en-US"/>
-        </w:rPr>
-        <w:t>int</w:t>
-      </w:r>
-      <w:proofErr w:type="spellEnd"/>
-      <w:r>
-        <w:rPr>
-          <w:lang w:val="en-US"/>
-        </w:rPr>
-        <w:t>); numbering starts at 1</w:t>
-      </w:r>
-    </w:p>
-    <w:p>
-      <w:pPr>
-        <w:spacing w:after="0"/>
-        <w:rPr>
-          <w:lang w:val="en-US"/>
-        </w:rPr>
-      </w:pPr>
-      <w:proofErr w:type="spellStart"/>
-      <w:r>
-        <w:rPr>
-          <w:b/>
-          <w:lang w:val="en-US"/>
-        </w:rPr>
-        <w:t>simuParentFolder</w:t>
-      </w:r>
-      <w:proofErr w:type="spellEnd"/>
-      <w:r>
-        <w:rPr>
-          <w:lang w:val="en-US"/>
-        </w:rPr>
-        <w:t>: path of the folder where the folder [name] is created and results are stored (string)</w:t>
-      </w:r>
-    </w:p>
-    <w:p>
-      <w:pPr>
-        <w:spacing w:after="0"/>
-        <w:rPr>
-          <w:lang w:val="en-US"/>
-        </w:rPr>
-      </w:pPr>
-      <w:proofErr w:type="spellStart"/>
-      <w:r>
-        <w:rPr>
-          <w:b/>
-          <w:lang w:val="en-US"/>
-        </w:rPr>
-        <w:t>sleeperMesh</w:t>
-      </w:r>
-      <w:proofErr w:type="spellEnd"/>
-      <w:r>
-        <w:rPr>
-          <w:lang w:val="en-US"/>
-        </w:rPr>
-        <w:t>: path of the mesh of the sleeper (string)</w:t>
-      </w:r>
-    </w:p>
-    <w:p>
-      <w:pPr>
-        <w:spacing w:after="0"/>
-        <w:rPr>
-          <w:lang w:val="en-US"/>
-        </w:rPr>
-      </w:pPr>
-      <w:proofErr w:type="spellStart"/>
-      <w:r>
-        <w:rPr>
-          <w:b/>
-          <w:lang w:val="en-US"/>
-        </w:rPr>
-        <w:t>slpForce</w:t>
-      </w:r>
-      <w:proofErr w:type="spellEnd"/>
-      <w:r>
-        <w:rPr>
-          <w:lang w:val="en-US"/>
-        </w:rPr>
-        <w:t>: number of the unit cell, where the force is applied on mesh group [</w:t>
-      </w:r>
-      <w:proofErr w:type="spellStart"/>
-      <w:r>
-        <w:rPr>
-          <w:lang w:val="en-US"/>
-        </w:rPr>
-        <w:t>forceNode</w:t>
-      </w:r>
-      <w:proofErr w:type="spellEnd"/>
-      <w:r>
-        <w:rPr>
-          <w:lang w:val="en-US"/>
-        </w:rPr>
-        <w:t>] (</w:t>
-      </w:r>
-      <w:proofErr w:type="spellStart"/>
-      <w:r>
-        <w:rPr>
-          <w:lang w:val="en-US"/>
-        </w:rPr>
-        <w:t>int</w:t>
-      </w:r>
-      <w:proofErr w:type="spellEnd"/>
-      <w:r>
-        <w:rPr>
-          <w:lang w:val="en-US"/>
-        </w:rPr>
-        <w:t>; numbering starts at 1)</w:t>
-      </w:r>
-    </w:p>
-    <w:p>
-      <w:pPr>
-        <w:spacing w:after="0"/>
-        <w:rPr>
-          <w:lang w:val="en-US"/>
-        </w:rPr>
-      </w:pPr>
-      <w:proofErr w:type="spellStart"/>
-      <w:r>
-        <w:rPr>
-          <w:b/>
-          <w:lang w:val="en-US"/>
-        </w:rPr>
-        <w:t>slpHeight</w:t>
-      </w:r>
-      <w:proofErr w:type="spellEnd"/>
-      <w:r>
-        <w:rPr>
-          <w:lang w:val="en-US"/>
-        </w:rPr>
-        <w:t xml:space="preserve">: distance between the bottom of the sleeper and the middle of the face, which is in contact with the rail pad (float; value for B91 sleeper: 214mm; value for </w:t>
-      </w:r>
-      <w:proofErr w:type="spellStart"/>
-      <w:r>
-        <w:rPr>
-          <w:lang w:val="en-US"/>
-        </w:rPr>
-        <w:t>RpIV</w:t>
-      </w:r>
-      <w:proofErr w:type="spellEnd"/>
-      <w:r>
-        <w:rPr>
-          <w:lang w:val="en-US"/>
-        </w:rPr>
-        <w:t xml:space="preserve"> sleeper: 150mm)</w:t>
-      </w:r>
-    </w:p>
-    <w:p>
-      <w:pPr>
-        <w:spacing w:after="0"/>
-        <w:rPr>
-          <w:lang w:val="en-US"/>
-        </w:rPr>
-      </w:pPr>
-      <w:proofErr w:type="spellStart"/>
-      <w:r>
-        <w:rPr>
-          <w:b/>
-          <w:lang w:val="en-US"/>
-        </w:rPr>
-        <w:t>slpSpacing</w:t>
-      </w:r>
-      <w:proofErr w:type="spellEnd"/>
-      <w:r>
-        <w:rPr>
-          <w:lang w:val="en-US"/>
-        </w:rPr>
-        <w:t>: sleeper spacing (float)</w:t>
-      </w:r>
-    </w:p>
-    <w:p>
-      <w:pPr>
-        <w:spacing w:after="0"/>
-        <w:rPr>
-          <w:lang w:val="en-US"/>
-        </w:rPr>
-      </w:pPr>
-      <w:proofErr w:type="spellStart"/>
-      <w:r>
-        <w:rPr>
-          <w:b/>
-          <w:lang w:val="en-US"/>
-        </w:rPr>
-        <w:t>tanDRail</w:t>
-      </w:r>
-      <w:proofErr w:type="spellEnd"/>
-      <w:r>
-        <w:rPr>
-          <w:lang w:val="en-US"/>
-        </w:rPr>
-        <w:t>: damping ratio of the rail (float)</w:t>
-      </w:r>
-    </w:p>
-    <w:p>
-      <w:pPr>
-        <w:spacing w:after="0"/>
-        <w:rPr>
-          <w:lang w:val="en-US"/>
-        </w:rPr>
-      </w:pPr>
-      <w:proofErr w:type="spellStart"/>
-      <w:r>
-        <w:rPr>
-          <w:b/>
-          <w:lang w:val="en-US"/>
-        </w:rPr>
-        <w:t>tanDSleeper</w:t>
-      </w:r>
-      <w:proofErr w:type="spellEnd"/>
-      <w:r>
-        <w:rPr>
-          <w:lang w:val="en-US"/>
-        </w:rPr>
-        <w:t>: damping ratio of the sleeper (float)</w:t>
-      </w:r>
-    </w:p>
-    <w:p>
-      <w:pPr>
-        <w:spacing w:after="0"/>
-        <w:rPr>
-          <w:lang w:val="en-US"/>
-        </w:rPr>
-      </w:pPr>
-      <w:proofErr w:type="spellStart"/>
-      <w:r>
-        <w:rPr>
-          <w:b/>
-          <w:lang w:val="en-US"/>
-        </w:rPr>
-        <w:t>tanDUSP</w:t>
-      </w:r>
-      <w:proofErr w:type="spellEnd"/>
-      <w:r>
-        <w:rPr>
-          <w:lang w:val="en-US"/>
-        </w:rPr>
-        <w:t>: path of the file with the frequency-dependent damping ratio of the USP (string)</w:t>
-      </w:r>
-    </w:p>
-    <w:p>
-      <w:pPr>
-        <w:spacing w:after="0"/>
-        <w:rPr>
-          <w:lang w:val="en-US"/>
-        </w:rPr>
-      </w:pPr>
-      <w:proofErr w:type="spellStart"/>
-      <w:r>
-        <w:rPr>
-          <w:b/>
-          <w:lang w:val="en-US"/>
-        </w:rPr>
-        <w:t>tanDbal</w:t>
-      </w:r>
-      <w:proofErr w:type="spellEnd"/>
-      <w:r>
-        <w:rPr>
-          <w:lang w:val="en-US"/>
-        </w:rPr>
-        <w:t>: path of the file with the frequency-dependent damping ratio of the ballast (string)</w:t>
-      </w:r>
-    </w:p>
-    <w:p>
-      <w:pPr>
-        <w:spacing w:after="0"/>
-        <w:rPr>
-          <w:lang w:val="en-US"/>
-        </w:rPr>
-      </w:pPr>
-      <w:r>
-        <w:rPr>
-          <w:b/>
-          <w:lang w:val="en-US"/>
-        </w:rPr>
-        <w:t>tanDmat1</w:t>
-      </w:r>
-      <w:r>
-        <w:rPr>
-          <w:lang w:val="en-US"/>
-        </w:rPr>
-        <w:t>: path of the file with the frequency-dependent damping ratio of the pad material 1 (string)</w:t>
-      </w:r>
-    </w:p>
-    <w:p>
-      <w:pPr>
-        <w:spacing w:after="0"/>
-        <w:rPr>
-          <w:lang w:val="en-US"/>
-        </w:rPr>
-      </w:pPr>
-      <w:r>
-        <w:rPr>
-          <w:b/>
-          <w:lang w:val="en-US"/>
-        </w:rPr>
-        <w:t>tanDmat2</w:t>
-      </w:r>
-      <w:r>
-        <w:rPr>
-          <w:lang w:val="en-US"/>
-        </w:rPr>
-        <w:t>: path of the file with the frequency-dependent damping ratio of the pad material 2 (string)</w:t>
-      </w:r>
-    </w:p>
-    <w:p>
-      <w:pPr>
-        <w:spacing w:after="0"/>
-        <w:rPr>
-          <w:lang w:val="en-US"/>
-        </w:rPr>
-      </w:pPr>
-      <w:proofErr w:type="spellStart"/>
-      <w:r>
-        <w:rPr>
-          <w:b/>
-          <w:lang w:val="en-US"/>
-        </w:rPr>
-        <w:lastRenderedPageBreak/>
-        <w:t>thkUSP</w:t>
-      </w:r>
-      <w:proofErr w:type="spellEnd"/>
-      <w:r>
-        <w:rPr>
-          <w:lang w:val="en-US"/>
-        </w:rPr>
-        <w:t>: thickness of the USP (float)</w:t>
-      </w:r>
-    </w:p>
-    <w:p>
-      <w:pPr>
-        <w:spacing w:after="0"/>
-        <w:rPr>
-          <w:lang w:val="en-US"/>
-        </w:rPr>
-      </w:pPr>
-      <w:proofErr w:type="spellStart"/>
-      <w:r>
-        <w:rPr>
-          <w:b/>
-          <w:lang w:val="en-US"/>
-        </w:rPr>
-        <w:t>writeMED</w:t>
-      </w:r>
-      <w:proofErr w:type="spellEnd"/>
-      <w:r>
-        <w:rPr>
-          <w:lang w:val="en-US"/>
-        </w:rPr>
-        <w:t>: activation of the exportation of visualization MED files (bool)</w:t>
-      </w:r>
-    </w:p>
-    <w:p>
-      <w:pPr>
-        <w:spacing w:after="0"/>
-        <w:rPr>
-          <w:lang w:val="en-US"/>
-        </w:rPr>
-      </w:pPr>
-    </w:p>
-    <w:p>
-      <w:pPr>
-        <w:spacing w:after="0"/>
-        <w:rPr>
-          <w:lang w:val="en-US"/>
-        </w:rPr>
-      </w:pPr>
-      <w:r>
-        <w:rPr>
-          <w:lang w:val="en-US"/>
-        </w:rPr>
-        <w:t xml:space="preserve">In addition to this list of keys, new ones are now available. They are not directly included in the </w:t>
-      </w:r>
-      <w:proofErr w:type="spellStart"/>
-      <w:r>
-        <w:rPr>
-          <w:lang w:val="en-US"/>
-        </w:rPr>
-        <w:t>json</w:t>
-      </w:r>
-      <w:proofErr w:type="spellEnd"/>
-      <w:r>
-        <w:rPr>
-          <w:lang w:val="en-US"/>
-        </w:rPr>
-        <w:t xml:space="preserve"> file with a null value, thus even if you use older </w:t>
-      </w:r>
-      <w:proofErr w:type="spellStart"/>
-      <w:r>
-        <w:rPr>
-          <w:lang w:val="en-US"/>
-        </w:rPr>
-        <w:t>json</w:t>
-      </w:r>
-      <w:proofErr w:type="spellEnd"/>
-      <w:r>
-        <w:rPr>
-          <w:lang w:val="en-US"/>
-        </w:rPr>
-        <w:t xml:space="preserve"> parameter files the simulation should still work with fall back values and without the newest functionalities.</w:t>
-      </w:r>
-    </w:p>
-    <w:p>
-      <w:pPr>
-        <w:spacing w:after="0"/>
-        <w:rPr>
-          <w:lang w:val="en-US"/>
-        </w:rPr>
-      </w:pPr>
-      <w:r>
-        <w:rPr>
-          <w:lang w:val="en-US"/>
-        </w:rPr>
-        <w:t>Here is a list of the new keys:</w:t>
-      </w:r>
-    </w:p>
-    <w:p>
-      <w:pPr>
-        <w:spacing w:after="0"/>
-        <w:rPr>
-          <w:lang w:val="en-US"/>
-        </w:rPr>
-      </w:pPr>
-      <w:proofErr w:type="spellStart"/>
-      <w:r>
-        <w:rPr>
-          <w:b/>
-          <w:lang w:val="en-US"/>
-        </w:rPr>
-        <w:t>railTilt</w:t>
-      </w:r>
-      <w:proofErr w:type="spellEnd"/>
-      <w:r>
-        <w:rPr>
-          <w:lang w:val="en-US"/>
-        </w:rPr>
-        <w:t xml:space="preserve">: </w:t>
-      </w:r>
-      <w:r>
-        <w:rPr>
-          <w:lang w:val="en-US"/>
-        </w:rPr>
-        <w:t>the inclination of the rail on the sleeper the fallback value is 0.025 (the 1/40 standard)</w:t>
-      </w:r>
-      <w:r>
-        <w:rPr>
-          <w:lang w:val="en-US"/>
-        </w:rPr>
-        <w:t xml:space="preserve"> (float)</w:t>
-      </w:r>
-      <w:r>
-        <w:rPr>
-          <w:lang w:val="en-US"/>
-        </w:rPr>
-        <w:t>.</w:t>
-      </w:r>
-    </w:p>
-    <w:p>
-      <w:pPr>
-        <w:spacing w:after="0"/>
-        <w:rPr>
-          <w:lang w:val="en-US"/>
-        </w:rPr>
-      </w:pPr>
-      <w:proofErr w:type="spellStart"/>
-      <w:r>
-        <w:rPr>
-          <w:b/>
-          <w:lang w:val="en-US"/>
-        </w:rPr>
-        <w:t>projMesh</w:t>
-      </w:r>
-      <w:proofErr w:type="spellEnd"/>
-      <w:r>
-        <w:rPr>
-          <w:lang w:val="en-US"/>
-        </w:rPr>
-        <w:t>:</w:t>
-      </w:r>
-      <w:r>
-        <w:rPr>
-          <w:lang w:val="en-US"/>
-        </w:rPr>
-        <w:t xml:space="preserve"> reference mesh used to project the data on before the extraction for BEM calculation (med).</w:t>
-      </w:r>
-    </w:p>
-    <w:p>
-      <w:pPr>
-        <w:spacing w:after="0"/>
-        <w:rPr>
-          <w:lang w:val="en-US"/>
-        </w:rPr>
-      </w:pPr>
-      <w:proofErr w:type="spellStart"/>
-      <w:r>
-        <w:rPr>
-          <w:b/>
-          <w:lang w:val="en-US"/>
-        </w:rPr>
-        <w:t>BEM_activated</w:t>
-      </w:r>
-      <w:proofErr w:type="spellEnd"/>
-      <w:r>
-        <w:rPr>
-          <w:lang w:val="en-US"/>
-        </w:rPr>
-        <w:t xml:space="preserve">: activation of the necessary export data for the BEM calculation (bool). </w:t>
+        <w:t>sleepers</w:t>
+      </w:r>
+      <w:proofErr w:type="spellEnd"/>
+      <w:r>
+        <w:rPr>
+          <w:lang w:val="en-US"/>
+        </w:rPr>
+        <w:t>: activation of the necessary export data for the BEM calculation with the sleepers included (bool).</w:t>
       </w:r>
     </w:p>
     <w:p>
@@ -11548,6 +12776,7 @@
           <w:b/>
           <w:lang w:val="en-US"/>
         </w:rPr>
+        <w:lastRenderedPageBreak/>
         <w:t>k2tot</w:t>
       </w:r>
       <w:r>
@@ -11691,8 +12920,16 @@
         <w:rPr>
           <w:lang w:val="en-US"/>
         </w:rPr>
-        <w:t>Mass: Tonne</w:t>
-      </w:r>
+        <w:t xml:space="preserve">Mass: </w:t>
+      </w:r>
+      <w:proofErr w:type="spellStart"/>
+      <w:r>
+        <w:rPr>
+          <w:lang w:val="en-US"/>
+        </w:rPr>
+        <w:t>Tonne</w:t>
+      </w:r>
+      <w:proofErr w:type="spellEnd"/>
     </w:p>
     <w:p>
       <w:pPr>
@@ -11998,7 +13235,6 @@
         <w:rPr>
           <w:lang w:val="en-US"/>
         </w:rPr>
-        <w:lastRenderedPageBreak/>
         <w:t xml:space="preserve">        “</w:t>
       </w:r>
       <w:proofErr w:type="spellStart"/>
@@ -12163,6 +13399,9 @@
         <w:t xml:space="preserve">                        1,</w:t>
       </w:r>
       <w:r>
+        <w:rPr>
+          <w:lang w:val="en-US"/>
+        </w:rPr>
         <w:t xml:space="preserve"> </w:t>
       </w:r>
     </w:p>
@@ -12354,7 +13593,14 @@
         <w:rPr>
           <w:lang w:val="en-US"/>
         </w:rPr>
-        <w:t xml:space="preserve"> By default, the X-axis is the direction of the track, the Y-axis is the vertical direction and the Z-axis is the lateral direction.</w:t>
+        <w:t xml:space="preserve"> By default, the X-axis is the direction of the track, the Y-axis is the vertical </w:t>
+      </w:r>
+      <w:r>
+        <w:rPr>
+          <w:lang w:val="en-US"/>
+        </w:rPr>
+        <w:lastRenderedPageBreak/>
+        <w:t>direction and the Z-axis is the lateral direction.</w:t>
       </w:r>
       <w:r>
         <w:rPr>
@@ -12366,7 +13612,35 @@
         <w:rPr>
           <w:lang w:val="en-US"/>
         </w:rPr>
-        <w:t xml:space="preserve"> The selected meshes of components are assembled correctly in Code_Aster during both simulation phases. By default, the assembled macroelement represents the right side of track unit cell.</w:t>
+        <w:t xml:space="preserve"> The selected meshes of components are assembled correctly in </w:t>
+      </w:r>
+      <w:proofErr w:type="spellStart"/>
+      <w:r>
+        <w:rPr>
+          <w:lang w:val="en-US"/>
+        </w:rPr>
+        <w:t>Code_Aster</w:t>
+      </w:r>
+      <w:proofErr w:type="spellEnd"/>
+      <w:r>
+        <w:rPr>
+          <w:lang w:val="en-US"/>
+        </w:rPr>
+        <w:t xml:space="preserve"> during both simulation phases. By default, the assembled </w:t>
+      </w:r>
+      <w:proofErr w:type="spellStart"/>
+      <w:r>
+        <w:rPr>
+          <w:lang w:val="en-US"/>
+        </w:rPr>
+        <w:t>macroelement</w:t>
+      </w:r>
+      <w:proofErr w:type="spellEnd"/>
+      <w:r>
+        <w:rPr>
+          <w:lang w:val="en-US"/>
+        </w:rPr>
+        <w:t xml:space="preserve"> represents the right side of track unit cell.</w:t>
       </w:r>
       <w:r>
         <w:rPr>
@@ -12586,7 +13860,6 @@
         <w:rPr>
           <w:lang w:val="en-US"/>
         </w:rPr>
-        <w:lastRenderedPageBreak/>
         <w:t xml:space="preserve">The groups “hard” and “soft” were introduced to make bi-material pads for another project. The names were not changed but both materials can be anything. The only important thing is that both must exist and their union must </w:t>
       </w:r>
       <w:r>
@@ -12884,6 +14157,7 @@
                 <w:noProof/>
                 <w:lang w:val="en-US"/>
               </w:rPr>
+              <w:lastRenderedPageBreak/>
               <w:drawing>
                 <wp:inline distT="0" distB="0" distL="0" distR="0" wp14:anchorId="740DD633" wp14:editId="51DF5577">
                   <wp:extent cx="2514600" cy="2480221"/>
@@ -13136,7 +14410,6 @@
         <w:rPr>
           <w:lang w:val="en-US"/>
         </w:rPr>
-        <w:lastRenderedPageBreak/>
         <w:t>“</w:t>
       </w:r>
       <w:proofErr w:type="spellStart"/>
@@ -13540,6 +14813,7 @@
         <w:rPr>
           <w:lang w:val="en-US"/>
         </w:rPr>
+        <w:lastRenderedPageBreak/>
         <w:t>Sleeper</w:t>
       </w:r>
     </w:p>
@@ -14036,7 +15310,6 @@
           <w:noProof/>
           <w:lang w:val="en-US"/>
         </w:rPr>
-        <w:lastRenderedPageBreak/>
         <w:drawing>
           <wp:inline distT="0" distB="0" distL="0" distR="0" wp14:anchorId="67148762" wp14:editId="199AA2C1">
             <wp:extent cx="3252159" cy="1519759"/>
@@ -14120,7 +15393,21 @@
         <w:rPr>
           <w:lang w:val="en-US"/>
         </w:rPr>
-        <w:t xml:space="preserve"> on the macroelement.</w:t>
+        <w:t xml:space="preserve"> on the </w:t>
+      </w:r>
+      <w:proofErr w:type="spellStart"/>
+      <w:r>
+        <w:rPr>
+          <w:lang w:val="en-US"/>
+        </w:rPr>
+        <w:t>macroelement</w:t>
+      </w:r>
+      <w:proofErr w:type="spellEnd"/>
+      <w:r>
+        <w:rPr>
+          <w:lang w:val="en-US"/>
+        </w:rPr>
+        <w:t>.</w:t>
       </w:r>
     </w:p>
     <w:p>
@@ -14187,6 +15474,7 @@
         <w:rPr>
           <w:lang w:val="en-US"/>
         </w:rPr>
+        <w:lastRenderedPageBreak/>
         <w:t>USP</w:t>
       </w:r>
     </w:p>
@@ -14200,7 +15488,21 @@
         <w:rPr>
           <w:lang w:val="en-US"/>
         </w:rPr>
-        <w:t>The mesh of the USP is placed exactly as described for the sleeper. Code_Aster manages automatically its placement with respect to the sleeper. To create one from a new sleeper, it is advised to make an extrusion of the bottom faces of the sleeper</w:t>
+        <w:t xml:space="preserve">The mesh of the USP is placed exactly as described for the sleeper. </w:t>
+      </w:r>
+      <w:proofErr w:type="spellStart"/>
+      <w:r>
+        <w:rPr>
+          <w:lang w:val="en-US"/>
+        </w:rPr>
+        <w:t>Code_Aster</w:t>
+      </w:r>
+      <w:proofErr w:type="spellEnd"/>
+      <w:r>
+        <w:rPr>
+          <w:lang w:val="en-US"/>
+        </w:rPr>
+        <w:t xml:space="preserve"> manages automatically its placement with respect to the sleeper. To create one from a new sleeper, it is advised to make an extrusion of the bottom faces of the sleeper</w:t>
       </w:r>
       <w:r>
         <w:rPr>
@@ -14340,7 +15642,6 @@
           <w:noProof/>
           <w:lang w:val="en-US"/>
         </w:rPr>
-        <w:lastRenderedPageBreak/>
         <w:drawing>
           <wp:inline distT="0" distB="0" distL="0" distR="0" wp14:anchorId="309448C0" wp14:editId="43B7B4C8">
             <wp:extent cx="3857747" cy="1828800"/>
@@ -14570,6 +15871,7 @@
         <w:rPr>
           <w:lang w:val="en-US"/>
         </w:rPr>
+        <w:lastRenderedPageBreak/>
         <w:t>Projection mesh for BEM export</w:t>
       </w:r>
     </w:p>
@@ -14686,7 +15988,6 @@
           <w:noProof/>
           <w:lang w:val="en-US"/>
         </w:rPr>
-        <w:lastRenderedPageBreak/>
         <w:drawing>
           <wp:inline distT="0" distB="0" distL="0" distR="0" wp14:anchorId="32EAB921" wp14:editId="71CCFE5A">
             <wp:extent cx="4171950" cy="2643506"/>
@@ -15155,7 +16456,6 @@
           <w:rFonts w:eastAsiaTheme="minorEastAsia"/>
           <w:lang w:val="en-US"/>
         </w:rPr>
-        <w:lastRenderedPageBreak/>
         <w:t xml:space="preserve">where </w:t>
       </w:r>
       <m:oMath>
@@ -17467,6 +18767,7 @@
           <w:rFonts w:eastAsiaTheme="minorEastAsia"/>
           <w:lang w:val="en-US"/>
         </w:rPr>
+        <w:lastRenderedPageBreak/>
         <w:t xml:space="preserve">Finally, the clamps properties provided by the user are the constant stiffness and viscous </w:t>
       </w:r>
       <w:r>
@@ -17874,7 +19175,6 @@
               <w:rFonts w:ascii="Cambria Math" w:hAnsi="Cambria Math"/>
               <w:lang w:val="en-US"/>
             </w:rPr>
-            <w:lastRenderedPageBreak/>
             <m:t>I</m:t>
           </m:r>
           <m:d>
@@ -18648,13 +19948,55 @@
         <w:rPr>
           <w:lang w:val="en-US"/>
         </w:rPr>
-        <w:t>-Noise project. This new functionality implies creating macroelements with different properties from the nominal one, and defining a custom sequence to place them</w:t>
-      </w:r>
-      <w:r>
-        <w:rPr>
-          <w:lang w:val="en-US"/>
-        </w:rPr>
-        <w:t>. The optional second macroelement must be based on the same components meshes as the first macroelement. It can differ in terms of:</w:t>
+        <w:t xml:space="preserve">-Noise project. This new functionality implies creating </w:t>
+      </w:r>
+      <w:proofErr w:type="spellStart"/>
+      <w:r>
+        <w:rPr>
+          <w:lang w:val="en-US"/>
+        </w:rPr>
+        <w:t>macroelements</w:t>
+      </w:r>
+      <w:proofErr w:type="spellEnd"/>
+      <w:r>
+        <w:rPr>
+          <w:lang w:val="en-US"/>
+        </w:rPr>
+        <w:t xml:space="preserve"> with different properties from the nominal one, and defining a custom sequence to place them</w:t>
+      </w:r>
+      <w:r>
+        <w:rPr>
+          <w:lang w:val="en-US"/>
+        </w:rPr>
+        <w:t xml:space="preserve">. The optional second </w:t>
+      </w:r>
+      <w:proofErr w:type="spellStart"/>
+      <w:r>
+        <w:rPr>
+          <w:lang w:val="en-US"/>
+        </w:rPr>
+        <w:t>macroelement</w:t>
+      </w:r>
+      <w:proofErr w:type="spellEnd"/>
+      <w:r>
+        <w:rPr>
+          <w:lang w:val="en-US"/>
+        </w:rPr>
+        <w:t xml:space="preserve"> must be based on the same components meshes as the first </w:t>
+      </w:r>
+      <w:proofErr w:type="spellStart"/>
+      <w:r>
+        <w:rPr>
+          <w:lang w:val="en-US"/>
+        </w:rPr>
+        <w:t>macroelement</w:t>
+      </w:r>
+      <w:proofErr w:type="spellEnd"/>
+      <w:r>
+        <w:rPr>
+          <w:lang w:val="en-US"/>
+        </w:rPr>
+        <w:t>. It can differ in terms of:</w:t>
       </w:r>
     </w:p>
     <w:p>
@@ -18787,6 +20129,7 @@
           <w:b/>
           <w:lang w:val="en-US"/>
         </w:rPr>
+        <w:lastRenderedPageBreak/>
         <w:t>Note 1:</w:t>
       </w:r>
       <w:r>
@@ -18799,7 +20142,35 @@
         <w:rPr>
           <w:lang w:val="en-US"/>
         </w:rPr>
-        <w:t xml:space="preserve">if a non-zero sleeper shift is introduced in the second macroelement, a third macroelement with the negative value of that sleeper shift has to be generated as well to build the left side of the track. Indeed, this side is built with substructures that are rotated 180° about the vertical axis. </w:t>
+        <w:t xml:space="preserve">if a non-zero sleeper shift is introduced in the second </w:t>
+      </w:r>
+      <w:proofErr w:type="spellStart"/>
+      <w:r>
+        <w:rPr>
+          <w:lang w:val="en-US"/>
+        </w:rPr>
+        <w:t>macroelement</w:t>
+      </w:r>
+      <w:proofErr w:type="spellEnd"/>
+      <w:r>
+        <w:rPr>
+          <w:lang w:val="en-US"/>
+        </w:rPr>
+        <w:t xml:space="preserve">, a third </w:t>
+      </w:r>
+      <w:proofErr w:type="spellStart"/>
+      <w:r>
+        <w:rPr>
+          <w:lang w:val="en-US"/>
+        </w:rPr>
+        <w:t>macroelement</w:t>
+      </w:r>
+      <w:proofErr w:type="spellEnd"/>
+      <w:r>
+        <w:rPr>
+          <w:lang w:val="en-US"/>
+        </w:rPr>
+        <w:t xml:space="preserve"> with the negative value of that sleeper shift has to be generated as well to build the left side of the track. Indeed, this side is built with substructures that are rotated 180° about the vertical axis. </w:t>
       </w:r>
       <w:r>
         <w:rPr>
@@ -18829,7 +20200,21 @@
         <w:rPr>
           <w:lang w:val="en-US"/>
         </w:rPr>
-        <w:t xml:space="preserve">aligned with non-rotated (right side) substructures with a positive sleeper shift. Since that third macroelement is automatically </w:t>
+        <w:t xml:space="preserve">aligned with non-rotated (right side) substructures with a positive sleeper shift. Since that third </w:t>
+      </w:r>
+      <w:proofErr w:type="spellStart"/>
+      <w:r>
+        <w:rPr>
+          <w:lang w:val="en-US"/>
+        </w:rPr>
+        <w:t>macroelement</w:t>
+      </w:r>
+      <w:proofErr w:type="spellEnd"/>
+      <w:r>
+        <w:rPr>
+          <w:lang w:val="en-US"/>
+        </w:rPr>
+        <w:t xml:space="preserve"> is automatically </w:t>
       </w:r>
       <w:r>
         <w:rPr>
@@ -18853,7 +20238,21 @@
         <w:rPr>
           <w:lang w:val="en-US"/>
         </w:rPr>
-        <w:t xml:space="preserve"> also available in the macroelement sequence</w:t>
+        <w:t xml:space="preserve"> also available in the </w:t>
+      </w:r>
+      <w:proofErr w:type="spellStart"/>
+      <w:r>
+        <w:rPr>
+          <w:lang w:val="en-US"/>
+        </w:rPr>
+        <w:t>macroelement</w:t>
+      </w:r>
+      <w:proofErr w:type="spellEnd"/>
+      <w:r>
+        <w:rPr>
+          <w:lang w:val="en-US"/>
+        </w:rPr>
+        <w:t xml:space="preserve"> sequence</w:t>
       </w:r>
       <w:r>
         <w:rPr>
@@ -18926,7 +20325,21 @@
         <w:rPr>
           <w:lang w:val="en-US"/>
         </w:rPr>
-        <w:t>, the modes of the macroelements are computed in the first phase. It is the case as well for the optional 2</w:t>
+        <w:t xml:space="preserve">, the modes of the </w:t>
+      </w:r>
+      <w:proofErr w:type="spellStart"/>
+      <w:r>
+        <w:rPr>
+          <w:lang w:val="en-US"/>
+        </w:rPr>
+        <w:t>macroelements</w:t>
+      </w:r>
+      <w:proofErr w:type="spellEnd"/>
+      <w:r>
+        <w:rPr>
+          <w:lang w:val="en-US"/>
+        </w:rPr>
+        <w:t xml:space="preserve"> are computed in the first phase. It is the case as well for the optional 2</w:t>
       </w:r>
       <w:r>
         <w:rPr>
@@ -18952,14 +20365,28 @@
         <w:rPr>
           <w:lang w:val="en-US"/>
         </w:rPr>
-        <w:t xml:space="preserve"> macroelements, which can make the first phase 2 to 3 times longer.</w:t>
-      </w:r>
-      <w:r>
-        <w:rPr>
-          <w:lang w:val="en-US"/>
-        </w:rPr>
         <w:t xml:space="preserve"> </w:t>
       </w:r>
+      <w:proofErr w:type="spellStart"/>
+      <w:r>
+        <w:rPr>
+          <w:lang w:val="en-US"/>
+        </w:rPr>
+        <w:t>macroelements</w:t>
+      </w:r>
+      <w:proofErr w:type="spellEnd"/>
+      <w:r>
+        <w:rPr>
+          <w:lang w:val="en-US"/>
+        </w:rPr>
+        <w:t>, which can make the first phase 2 to 3 times longer.</w:t>
+      </w:r>
+      <w:r>
+        <w:rPr>
+          <w:lang w:val="en-US"/>
+        </w:rPr>
+        <w:t xml:space="preserve"> </w:t>
+      </w:r>
       <w:r>
         <w:rPr>
           <w:lang w:val="en-US"/>
@@ -18970,13 +20397,41 @@
         <w:rPr>
           <w:lang w:val="en-US"/>
         </w:rPr>
-        <w:t xml:space="preserve">f there is no sleeper shift in the second macroelement, </w:t>
-      </w:r>
-      <w:r>
-        <w:rPr>
-          <w:lang w:val="en-US"/>
-        </w:rPr>
-        <w:t xml:space="preserve">its mesh is identical to the mesh of the main macroelement. Hence, </w:t>
+        <w:t xml:space="preserve">f there is no sleeper shift in the second </w:t>
+      </w:r>
+      <w:proofErr w:type="spellStart"/>
+      <w:r>
+        <w:rPr>
+          <w:lang w:val="en-US"/>
+        </w:rPr>
+        <w:t>macroelement</w:t>
+      </w:r>
+      <w:proofErr w:type="spellEnd"/>
+      <w:r>
+        <w:rPr>
+          <w:lang w:val="en-US"/>
+        </w:rPr>
+        <w:t xml:space="preserve">, </w:t>
+      </w:r>
+      <w:r>
+        <w:rPr>
+          <w:lang w:val="en-US"/>
+        </w:rPr>
+        <w:t xml:space="preserve">its mesh is identical to the mesh of the main </w:t>
+      </w:r>
+      <w:proofErr w:type="spellStart"/>
+      <w:r>
+        <w:rPr>
+          <w:lang w:val="en-US"/>
+        </w:rPr>
+        <w:t>macroelement</w:t>
+      </w:r>
+      <w:proofErr w:type="spellEnd"/>
+      <w:r>
+        <w:rPr>
+          <w:lang w:val="en-US"/>
+        </w:rPr>
+        <w:t xml:space="preserve">. Hence, </w:t>
       </w:r>
       <w:r>
         <w:rPr>
@@ -18988,14 +20443,7 @@
         <w:rPr>
           <w:lang w:val="en-US"/>
         </w:rPr>
-        <w:t xml:space="preserve">of the main macroelement to efficiently </w:t>
-      </w:r>
-      <w:r>
-        <w:rPr>
-          <w:lang w:val="en-US"/>
-        </w:rPr>
-        <w:lastRenderedPageBreak/>
-        <w:t xml:space="preserve">compute the modes of the second macroelement in phase 2, the same way as it is done for the main </w:t>
+        <w:t xml:space="preserve">of the main </w:t>
       </w:r>
       <w:proofErr w:type="spellStart"/>
       <w:r>
@@ -19009,6 +20457,34 @@
         <w:rPr>
           <w:lang w:val="en-US"/>
         </w:rPr>
+        <w:t xml:space="preserve"> to efficiently compute the modes of the second </w:t>
+      </w:r>
+      <w:proofErr w:type="spellStart"/>
+      <w:r>
+        <w:rPr>
+          <w:lang w:val="en-US"/>
+        </w:rPr>
+        <w:t>macroelement</w:t>
+      </w:r>
+      <w:proofErr w:type="spellEnd"/>
+      <w:r>
+        <w:rPr>
+          <w:lang w:val="en-US"/>
+        </w:rPr>
+        <w:t xml:space="preserve"> in phase 2, the same way as it is done for the main </w:t>
+      </w:r>
+      <w:proofErr w:type="spellStart"/>
+      <w:r>
+        <w:rPr>
+          <w:lang w:val="en-US"/>
+        </w:rPr>
+        <w:t>macroelement</w:t>
+      </w:r>
+      <w:proofErr w:type="spellEnd"/>
+      <w:r>
+        <w:rPr>
+          <w:lang w:val="en-US"/>
+        </w:rPr>
         <w:t xml:space="preserve"> (see </w:t>
       </w:r>
       <w:r>
@@ -19071,7 +20547,35 @@
         <w:rPr>
           <w:lang w:val="en-US"/>
         </w:rPr>
-        <w:t xml:space="preserve"> with this new functionality, there are 5 possible sleeper spacings if a sleeper shift is introduced and depending on how the macroelements 1 (nominal), 2 and 3 are places:</w:t>
+        <w:t xml:space="preserve"> with this new functionality, there are 5 possible sleeper </w:t>
+      </w:r>
+      <w:proofErr w:type="spellStart"/>
+      <w:r>
+        <w:rPr>
+          <w:lang w:val="en-US"/>
+        </w:rPr>
+        <w:t>spacings</w:t>
+      </w:r>
+      <w:proofErr w:type="spellEnd"/>
+      <w:r>
+        <w:rPr>
+          <w:lang w:val="en-US"/>
+        </w:rPr>
+        <w:t xml:space="preserve"> if a sleeper shift is introduced and depending on how the </w:t>
+      </w:r>
+      <w:proofErr w:type="spellStart"/>
+      <w:r>
+        <w:rPr>
+          <w:lang w:val="en-US"/>
+        </w:rPr>
+        <w:t>macroelements</w:t>
+      </w:r>
+      <w:proofErr w:type="spellEnd"/>
+      <w:r>
+        <w:rPr>
+          <w:lang w:val="en-US"/>
+        </w:rPr>
+        <w:t xml:space="preserve"> 1 (nominal), 2 and 3 are places:</w:t>
       </w:r>
     </w:p>
     <w:p>
@@ -19290,7 +20794,21 @@
         <w:rPr>
           <w:lang w:val="en-US"/>
         </w:rPr>
-        <w:t xml:space="preserve"> To introduce other macroelements, the two keys to manually add are:</w:t>
+        <w:t xml:space="preserve"> To introduce other </w:t>
+      </w:r>
+      <w:proofErr w:type="spellStart"/>
+      <w:r>
+        <w:rPr>
+          <w:lang w:val="en-US"/>
+        </w:rPr>
+        <w:t>macroelements</w:t>
+      </w:r>
+      <w:proofErr w:type="spellEnd"/>
+      <w:r>
+        <w:rPr>
+          <w:lang w:val="en-US"/>
+        </w:rPr>
+        <w:t>, the two keys to manually add are:</w:t>
       </w:r>
     </w:p>
     <w:p>
@@ -19339,7 +20857,21 @@
         <w:rPr>
           <w:lang w:val="en-US"/>
         </w:rPr>
-        <w:t xml:space="preserve"> the main macroelement (dictionary; details below)</w:t>
+        <w:t xml:space="preserve"> the main </w:t>
+      </w:r>
+      <w:proofErr w:type="spellStart"/>
+      <w:r>
+        <w:rPr>
+          <w:lang w:val="en-US"/>
+        </w:rPr>
+        <w:t>macroelement</w:t>
+      </w:r>
+      <w:proofErr w:type="spellEnd"/>
+      <w:r>
+        <w:rPr>
+          <w:lang w:val="en-US"/>
+        </w:rPr>
+        <w:t xml:space="preserve"> (dictionary; details below)</w:t>
       </w:r>
     </w:p>
     <w:p>
@@ -19353,6 +20885,7 @@
           <w:lang w:val="en-US"/>
         </w:rPr>
       </w:pPr>
+      <w:proofErr w:type="spellStart"/>
       <w:r>
         <w:rPr>
           <w:b/>
@@ -19360,6 +20893,7 @@
         </w:rPr>
         <w:t>macroElSequence</w:t>
       </w:r>
+      <w:proofErr w:type="spellEnd"/>
       <w:r>
         <w:rPr>
           <w:lang w:val="en-US"/>
@@ -19378,7 +20912,21 @@
         <w:rPr>
           <w:lang w:val="en-US"/>
         </w:rPr>
-        <w:t xml:space="preserve">] numbers indicating how macroelements are placed (list of </w:t>
+        <w:t xml:space="preserve">] numbers indicating how </w:t>
+      </w:r>
+      <w:proofErr w:type="spellStart"/>
+      <w:r>
+        <w:rPr>
+          <w:lang w:val="en-US"/>
+        </w:rPr>
+        <w:t>macroelements</w:t>
+      </w:r>
+      <w:proofErr w:type="spellEnd"/>
+      <w:r>
+        <w:rPr>
+          <w:lang w:val="en-US"/>
+        </w:rPr>
+        <w:t xml:space="preserve"> are placed (list of </w:t>
       </w:r>
       <w:proofErr w:type="spellStart"/>
       <w:r>
@@ -19480,7 +21028,35 @@
         <w:rPr>
           <w:lang w:val="en-US"/>
         </w:rPr>
-        <w:t>: if there is no sleeper shift, allows to choose whether the mode shapes of the main macroelement are reused to compute the eigenmodes of the 2</w:t>
+        <w:t xml:space="preserve">: if there is no sleeper shift, allows to choose whether the mode shapes of the main </w:t>
+      </w:r>
+      <w:proofErr w:type="spellStart"/>
+      <w:r>
+        <w:rPr>
+          <w:lang w:val="en-US"/>
+        </w:rPr>
+        <w:t>macroelement</w:t>
+      </w:r>
+      <w:proofErr w:type="spellEnd"/>
+      <w:r>
+        <w:rPr>
+          <w:lang w:val="en-US"/>
+        </w:rPr>
+        <w:t xml:space="preserve"> are reused to compute the </w:t>
+      </w:r>
+      <w:proofErr w:type="spellStart"/>
+      <w:r>
+        <w:rPr>
+          <w:lang w:val="en-US"/>
+        </w:rPr>
+        <w:t>eigenmodes</w:t>
+      </w:r>
+      <w:proofErr w:type="spellEnd"/>
+      <w:r>
+        <w:rPr>
+          <w:lang w:val="en-US"/>
+        </w:rPr>
+        <w:t xml:space="preserve"> of the 2</w:t>
       </w:r>
       <w:r>
         <w:rPr>
@@ -19493,7 +21069,21 @@
         <w:rPr>
           <w:lang w:val="en-US"/>
         </w:rPr>
-        <w:t xml:space="preserve"> macroelement, or if the modes of the 2</w:t>
+        <w:t xml:space="preserve"> </w:t>
+      </w:r>
+      <w:proofErr w:type="spellStart"/>
+      <w:r>
+        <w:rPr>
+          <w:lang w:val="en-US"/>
+        </w:rPr>
+        <w:t>macroelement</w:t>
+      </w:r>
+      <w:proofErr w:type="spellEnd"/>
+      <w:r>
+        <w:rPr>
+          <w:lang w:val="en-US"/>
+        </w:rPr>
+        <w:t>, or if the modes of the 2</w:t>
       </w:r>
       <w:r>
         <w:rPr>
@@ -19506,7 +21096,21 @@
         <w:rPr>
           <w:lang w:val="en-US"/>
         </w:rPr>
-        <w:t xml:space="preserve"> macroelement must be computed in phase 1 as well (see </w:t>
+        <w:t xml:space="preserve"> </w:t>
+      </w:r>
+      <w:proofErr w:type="spellStart"/>
+      <w:r>
+        <w:rPr>
+          <w:lang w:val="en-US"/>
+        </w:rPr>
+        <w:t>macroelement</w:t>
+      </w:r>
+      <w:proofErr w:type="spellEnd"/>
+      <w:r>
+        <w:rPr>
+          <w:lang w:val="en-US"/>
+        </w:rPr>
+        <w:t xml:space="preserve"> must be computed in phase 1 as well (see </w:t>
       </w:r>
       <w:r>
         <w:rPr>
@@ -19561,7 +21165,35 @@
         <w:rPr>
           <w:lang w:val="en-US"/>
         </w:rPr>
-        <w:t xml:space="preserve">Finally, all materials properties that are inserted in [macroEl2] as new keys are used to create the second and the eventual third macroelement. All the ones that are not explicitly informed are assumed to be identical to the nominal macroelement. Any of the following properties can </w:t>
+        <w:t xml:space="preserve">Finally, all materials properties that are inserted in [macroEl2] as new keys are used to create the second and the eventual third </w:t>
+      </w:r>
+      <w:proofErr w:type="spellStart"/>
+      <w:r>
+        <w:rPr>
+          <w:lang w:val="en-US"/>
+        </w:rPr>
+        <w:t>macroelement</w:t>
+      </w:r>
+      <w:proofErr w:type="spellEnd"/>
+      <w:r>
+        <w:rPr>
+          <w:lang w:val="en-US"/>
+        </w:rPr>
+        <w:t xml:space="preserve">. All the ones that are not explicitly informed are assumed to be identical to the nominal </w:t>
+      </w:r>
+      <w:proofErr w:type="spellStart"/>
+      <w:r>
+        <w:rPr>
+          <w:lang w:val="en-US"/>
+        </w:rPr>
+        <w:t>macroelement</w:t>
+      </w:r>
+      <w:proofErr w:type="spellEnd"/>
+      <w:r>
+        <w:rPr>
+          <w:lang w:val="en-US"/>
+        </w:rPr>
+        <w:t xml:space="preserve">. Any of the following properties can </w:t>
       </w:r>
       <w:r>
         <w:rPr>
@@ -19883,6 +21515,7 @@
           <w:b/>
           <w:lang w:val="en-US"/>
         </w:rPr>
+        <w:lastRenderedPageBreak/>
         <w:t>Clamp</w:t>
       </w:r>
       <w:r>
@@ -20076,13 +21709,35 @@
         <w:rPr>
           <w:lang w:val="en-US"/>
         </w:rPr>
-        <w:t xml:space="preserve">all actions related to the implementation of a new macroelement are based on the three following </w:t>
-      </w:r>
-      <w:r>
-        <w:rPr>
-          <w:lang w:val="en-US"/>
-        </w:rPr>
-        <w:t>boolean variables</w:t>
+        <w:t xml:space="preserve">all actions related to the implementation of a new </w:t>
+      </w:r>
+      <w:proofErr w:type="spellStart"/>
+      <w:r>
+        <w:rPr>
+          <w:lang w:val="en-US"/>
+        </w:rPr>
+        <w:t>macroelement</w:t>
+      </w:r>
+      <w:proofErr w:type="spellEnd"/>
+      <w:r>
+        <w:rPr>
+          <w:lang w:val="en-US"/>
+        </w:rPr>
+        <w:t xml:space="preserve"> are based on the three following </w:t>
+      </w:r>
+      <w:proofErr w:type="spellStart"/>
+      <w:r>
+        <w:rPr>
+          <w:lang w:val="en-US"/>
+        </w:rPr>
+        <w:t>boolean</w:t>
+      </w:r>
+      <w:proofErr w:type="spellEnd"/>
+      <w:r>
+        <w:rPr>
+          <w:lang w:val="en-US"/>
+        </w:rPr>
+        <w:t xml:space="preserve"> variables</w:t>
       </w:r>
       <w:r>
         <w:rPr>
@@ -20119,7 +21774,21 @@
         <w:rPr>
           <w:lang w:val="en-US"/>
         </w:rPr>
-        <w:t>: true if the modes of the second macroelement must be computed specifically in Phase 1. It is automatically the case if there is a non-zero sleeper shift ([macroEl</w:t>
+        <w:t xml:space="preserve">: true if the modes of the second </w:t>
+      </w:r>
+      <w:proofErr w:type="spellStart"/>
+      <w:r>
+        <w:rPr>
+          <w:lang w:val="en-US"/>
+        </w:rPr>
+        <w:t>macroelement</w:t>
+      </w:r>
+      <w:proofErr w:type="spellEnd"/>
+      <w:r>
+        <w:rPr>
+          <w:lang w:val="en-US"/>
+        </w:rPr>
+        <w:t xml:space="preserve"> must be computed specifically in Phase 1. It is automatically the case if there is a non-zero sleeper shift ([macroEl</w:t>
       </w:r>
       <w:proofErr w:type="gramStart"/>
       <w:r>
@@ -20166,14 +21835,27 @@
           <w:b/>
           <w:lang w:val="en-US"/>
         </w:rPr>
-        <w:lastRenderedPageBreak/>
         <w:t>bool_macroEl2_Ph2</w:t>
       </w:r>
       <w:r>
         <w:rPr>
           <w:lang w:val="en-US"/>
         </w:rPr>
-        <w:t>: true if a second macroelement is going to be defined and used in phase 2, whether its modes are pre-computed in phase 1 or not.</w:t>
+        <w:t xml:space="preserve">: true if a second </w:t>
+      </w:r>
+      <w:proofErr w:type="spellStart"/>
+      <w:r>
+        <w:rPr>
+          <w:lang w:val="en-US"/>
+        </w:rPr>
+        <w:t>macroelement</w:t>
+      </w:r>
+      <w:proofErr w:type="spellEnd"/>
+      <w:r>
+        <w:rPr>
+          <w:lang w:val="en-US"/>
+        </w:rPr>
+        <w:t xml:space="preserve"> is going to be defined and used in phase 2, whether its modes are pre-computed in phase 1 or not.</w:t>
       </w:r>
     </w:p>
     <w:p>
@@ -20211,7 +21893,21 @@
         <w:rPr>
           <w:lang w:val="en-US"/>
         </w:rPr>
-        <w:t xml:space="preserve"> macroelement, such that a 3</w:t>
+        <w:t xml:space="preserve"> </w:t>
+      </w:r>
+      <w:proofErr w:type="spellStart"/>
+      <w:r>
+        <w:rPr>
+          <w:lang w:val="en-US"/>
+        </w:rPr>
+        <w:t>macroelement</w:t>
+      </w:r>
+      <w:proofErr w:type="spellEnd"/>
+      <w:r>
+        <w:rPr>
+          <w:lang w:val="en-US"/>
+        </w:rPr>
+        <w:t>, such that a 3</w:t>
       </w:r>
       <w:r>
         <w:rPr>
@@ -20257,7 +21953,21 @@
         <w:rPr>
           <w:lang w:val="en-US"/>
         </w:rPr>
-        <w:t>For all materials properties that are different in the second macroelement and related to a file (frequency-dependent properties), the concerned files are also copied to the working directory with the suffix “_2”. Ex. storage modulus of the ballast of the 2</w:t>
+        <w:t xml:space="preserve">For all materials properties that are different in the second </w:t>
+      </w:r>
+      <w:proofErr w:type="spellStart"/>
+      <w:r>
+        <w:rPr>
+          <w:lang w:val="en-US"/>
+        </w:rPr>
+        <w:t>macroelement</w:t>
+      </w:r>
+      <w:proofErr w:type="spellEnd"/>
+      <w:r>
+        <w:rPr>
+          <w:lang w:val="en-US"/>
+        </w:rPr>
+        <w:t xml:space="preserve"> and related to a file (frequency-dependent properties), the concerned files are also copied to the working directory with the suffix “_2”. Ex. storage modulus of the ballast of the 2</w:t>
       </w:r>
       <w:r>
         <w:rPr>
@@ -20283,7 +21993,21 @@
         <w:rPr>
           <w:lang w:val="en-US"/>
         </w:rPr>
-        <w:t>) macroelement(s): “Ebal_2.csv”.</w:t>
+        <w:t xml:space="preserve">) </w:t>
+      </w:r>
+      <w:proofErr w:type="spellStart"/>
+      <w:r>
+        <w:rPr>
+          <w:lang w:val="en-US"/>
+        </w:rPr>
+        <w:t>macroelement</w:t>
+      </w:r>
+      <w:proofErr w:type="spellEnd"/>
+      <w:r>
+        <w:rPr>
+          <w:lang w:val="en-US"/>
+        </w:rPr>
+        <w:t>(s): “Ebal_2.csv”.</w:t>
       </w:r>
     </w:p>
     <w:p>
@@ -20302,7 +22026,21 @@
         <w:rPr>
           <w:lang w:val="en-US"/>
         </w:rPr>
-        <w:t>Many Code_Aster concepts have to be created a 2</w:t>
+        <w:t xml:space="preserve">Many </w:t>
+      </w:r>
+      <w:proofErr w:type="spellStart"/>
+      <w:r>
+        <w:rPr>
+          <w:lang w:val="en-US"/>
+        </w:rPr>
+        <w:t>Code_Aster</w:t>
+      </w:r>
+      <w:proofErr w:type="spellEnd"/>
+      <w:r>
+        <w:rPr>
+          <w:lang w:val="en-US"/>
+        </w:rPr>
+        <w:t xml:space="preserve"> concepts have to be created a 2</w:t>
       </w:r>
       <w:r>
         <w:rPr>
@@ -20328,13 +22066,41 @@
         <w:rPr>
           <w:lang w:val="en-US"/>
         </w:rPr>
-        <w:t>) time specifically for the other macroelements, such as the mesh, the model</w:t>
-      </w:r>
-      <w:r>
-        <w:rPr>
-          <w:lang w:val="en-US"/>
-        </w:rPr>
-        <w:t xml:space="preserve"> and all concepts that are based on them, such as fields in phase 2. The ones related to the second and third macroelement have the suffix “2” and “2S”, respectively, “S” for “symmetrical”.</w:t>
+        <w:t xml:space="preserve">) time specifically for the other </w:t>
+      </w:r>
+      <w:proofErr w:type="spellStart"/>
+      <w:r>
+        <w:rPr>
+          <w:lang w:val="en-US"/>
+        </w:rPr>
+        <w:t>macroelements</w:t>
+      </w:r>
+      <w:proofErr w:type="spellEnd"/>
+      <w:r>
+        <w:rPr>
+          <w:lang w:val="en-US"/>
+        </w:rPr>
+        <w:t>, such as the mesh, the model</w:t>
+      </w:r>
+      <w:r>
+        <w:rPr>
+          <w:lang w:val="en-US"/>
+        </w:rPr>
+        <w:t xml:space="preserve"> and all concepts that are based on them, such as fields in phase 2. The ones related to the second and third </w:t>
+      </w:r>
+      <w:proofErr w:type="spellStart"/>
+      <w:r>
+        <w:rPr>
+          <w:lang w:val="en-US"/>
+        </w:rPr>
+        <w:t>macroelement</w:t>
+      </w:r>
+      <w:proofErr w:type="spellEnd"/>
+      <w:r>
+        <w:rPr>
+          <w:lang w:val="en-US"/>
+        </w:rPr>
+        <w:t xml:space="preserve"> have the suffix “2” and “2S”, respectively, “S” for “symmetrical”.</w:t>
       </w:r>
     </w:p>
     <w:p>
@@ -20365,8 +22131,16 @@
         <w:rPr>
           <w:lang w:val="en-US"/>
         </w:rPr>
-        <w:t xml:space="preserve"> macroelement</w:t>
-      </w:r>
+        <w:t xml:space="preserve"> </w:t>
+      </w:r>
+      <w:proofErr w:type="spellStart"/>
+      <w:r>
+        <w:rPr>
+          <w:lang w:val="en-US"/>
+        </w:rPr>
+        <w:t>macroelement</w:t>
+      </w:r>
+      <w:proofErr w:type="spellEnd"/>
       <w:r>
         <w:rPr>
           <w:lang w:val="en-US"/>
@@ -20390,7 +22164,21 @@
         <w:rPr>
           <w:lang w:val="en-US"/>
         </w:rPr>
-        <w:t xml:space="preserve"> macroelement since they are symmetrical.</w:t>
+        <w:t xml:space="preserve"> </w:t>
+      </w:r>
+      <w:proofErr w:type="spellStart"/>
+      <w:r>
+        <w:rPr>
+          <w:lang w:val="en-US"/>
+        </w:rPr>
+        <w:t>macroelement</w:t>
+      </w:r>
+      <w:proofErr w:type="spellEnd"/>
+      <w:r>
+        <w:rPr>
+          <w:lang w:val="en-US"/>
+        </w:rPr>
+        <w:t xml:space="preserve"> since they are symmetrical.</w:t>
       </w:r>
       <w:r>
         <w:rPr>
@@ -20461,7 +22249,21 @@
         <w:rPr>
           <w:lang w:val="en-US"/>
         </w:rPr>
-        <w:t xml:space="preserve"> macroelement.</w:t>
+        <w:t xml:space="preserve"> </w:t>
+      </w:r>
+      <w:proofErr w:type="spellStart"/>
+      <w:r>
+        <w:rPr>
+          <w:lang w:val="en-US"/>
+        </w:rPr>
+        <w:t>macroelement</w:t>
+      </w:r>
+      <w:proofErr w:type="spellEnd"/>
+      <w:r>
+        <w:rPr>
+          <w:lang w:val="en-US"/>
+        </w:rPr>
+        <w:t>.</w:t>
       </w:r>
     </w:p>
     <w:p>
@@ -20565,7 +22367,63 @@
         <w:rPr>
           <w:lang w:val="en-US"/>
         </w:rPr>
-        <w:t>) + CALC_MODES()) are done one after the other when other macroelements are requested. It would be more efficient in parallel, such that the eigenmodes of each macroelement are computed on separate jobs. In this case, the problem is that it would generate multiple Code_Aster bases to be reused in the 2</w:t>
+        <w:t xml:space="preserve">) + CALC_MODES()) are done one after the other when other </w:t>
+      </w:r>
+      <w:proofErr w:type="spellStart"/>
+      <w:r>
+        <w:rPr>
+          <w:lang w:val="en-US"/>
+        </w:rPr>
+        <w:t>macroelements</w:t>
+      </w:r>
+      <w:proofErr w:type="spellEnd"/>
+      <w:r>
+        <w:rPr>
+          <w:lang w:val="en-US"/>
+        </w:rPr>
+        <w:t xml:space="preserve"> are requested. It would be more efficient in parallel, such that the </w:t>
+      </w:r>
+      <w:proofErr w:type="spellStart"/>
+      <w:r>
+        <w:rPr>
+          <w:lang w:val="en-US"/>
+        </w:rPr>
+        <w:t>eigenmodes</w:t>
+      </w:r>
+      <w:proofErr w:type="spellEnd"/>
+      <w:r>
+        <w:rPr>
+          <w:lang w:val="en-US"/>
+        </w:rPr>
+        <w:t xml:space="preserve"> of each </w:t>
+      </w:r>
+      <w:proofErr w:type="spellStart"/>
+      <w:r>
+        <w:rPr>
+          <w:lang w:val="en-US"/>
+        </w:rPr>
+        <w:t>macroelement</w:t>
+      </w:r>
+      <w:proofErr w:type="spellEnd"/>
+      <w:r>
+        <w:rPr>
+          <w:lang w:val="en-US"/>
+        </w:rPr>
+        <w:t xml:space="preserve"> are computed on separate jobs. In this case, the problem is that it would generate multiple </w:t>
+      </w:r>
+      <w:proofErr w:type="spellStart"/>
+      <w:r>
+        <w:rPr>
+          <w:lang w:val="en-US"/>
+        </w:rPr>
+        <w:t>Code_Aster</w:t>
+      </w:r>
+      <w:proofErr w:type="spellEnd"/>
+      <w:r>
+        <w:rPr>
+          <w:lang w:val="en-US"/>
+        </w:rPr>
+        <w:t xml:space="preserve"> bases to be reused in the 2</w:t>
       </w:r>
       <w:r>
         <w:rPr>
@@ -20676,6 +22534,7 @@
         <w:docPartUnique/>
       </w:docPartObj>
     </w:sdtPr>
+    <w:sdtEndPr/>
     <w:sdtContent>
       <w:p>
         <w:pPr>
@@ -20696,7 +22555,7 @@
             <w:noProof/>
             <w:lang w:val="fr-FR"/>
           </w:rPr>
-          <w:t>14</w:t>
+          <w:t>22</w:t>
         </w:r>
         <w:r>
           <w:fldChar w:fldCharType="end"/>
@@ -20771,11 +22630,19 @@
     <w:r>
       <w:ptab w:relativeTo="margin" w:alignment="center" w:leader="none"/>
     </w:r>
+    <w:proofErr w:type="spellStart"/>
     <w:r>
       <w:rPr>
         <w:lang w:val="en-US"/>
       </w:rPr>
-      <w:t>Heig-VD</w:t>
+      <w:t>Heig</w:t>
+    </w:r>
+    <w:proofErr w:type="spellEnd"/>
+    <w:r>
+      <w:rPr>
+        <w:lang w:val="en-US"/>
+      </w:rPr>
+      <w:t>-VD</w:t>
     </w:r>
     <w:r>
       <w:ptab w:relativeTo="margin" w:alignment="right" w:leader="none"/>
@@ -20784,7 +22651,21 @@
       <w:rPr>
         <w:lang w:val="en-US"/>
       </w:rPr>
-      <w:t xml:space="preserve"> R. Nardin, March 2024</w:t>
+      <w:t xml:space="preserve"> R. </w:t>
+    </w:r>
+    <w:proofErr w:type="spellStart"/>
+    <w:r>
+      <w:rPr>
+        <w:lang w:val="en-US"/>
+      </w:rPr>
+      <w:t>Nardin</w:t>
+    </w:r>
+    <w:proofErr w:type="spellEnd"/>
+    <w:r>
+      <w:rPr>
+        <w:lang w:val="en-US"/>
+      </w:rPr>
+      <w:t>, March 2024</w:t>
     </w:r>
   </w:p>
 </w:hdr>
@@ -25870,7 +27751,7 @@
   <w:style w:type="paragraph" w:default="1" w:styleId="Normal">
     <w:name w:val="Normal"/>
     <w:qFormat/>
-    <w:rsid w:val="009A0C3A"/>
+    <w:rsid w:val="00190D2B"/>
     <w:pPr>
       <w:jc w:val="both"/>
     </w:pPr>
@@ -26439,7 +28320,7 @@
 </file>
 
 <file path=customXml/itemProps1.xml><?xml version="1.0" encoding="utf-8"?>
-<ds:datastoreItem xmlns:ds="http://schemas.openxmlformats.org/officeDocument/2006/customXml" ds:itemID="{D8401116-CF8F-41EB-A41F-52F88A45E649}">
+<ds:datastoreItem xmlns:ds="http://schemas.openxmlformats.org/officeDocument/2006/customXml" ds:itemID="{E30B493F-DCFB-4DBC-A903-00FF61552115}">
   <ds:schemaRefs>
     <ds:schemaRef ds:uri="http://schemas.openxmlformats.org/officeDocument/2006/bibliography"/>
   </ds:schemaRefs>
